--- a/docs/uml/uml class.docx
+++ b/docs/uml/uml class.docx
@@ -16,7 +16,7 @@
         </w:rPr>
         <w:drawing>
           <wp:inline distT="0" distB="0" distL="0" distR="0" wp14:anchorId="474760A7" wp14:editId="21B67843">
-            <wp:extent cx="5940425" cy="8451850"/>
+            <wp:extent cx="4713327" cy="9300000"/>
             <wp:effectExtent l="0" t="0" r="3175" b="6350"/>
             <wp:docPr id="1" name="Рисунок 1"/>
             <wp:cNvGraphicFramePr>
@@ -38,7 +38,7 @@
                   <pic:spPr>
                     <a:xfrm>
                       <a:off x="0" y="0"/>
-                      <a:ext cx="5940425" cy="8451850"/>
+                      <a:ext cx="4713327" cy="9300000"/>
                     </a:xfrm>
                     <a:prstGeom prst="rect">
                       <a:avLst/>
@@ -80,33 +80,8 @@
           <w:bCs/>
         </w:rPr>
         <w:lastRenderedPageBreak/>
-        <w:t xml:space="preserve">Описание UML-диаграммы классов </w:t>
-      </w:r>
-      <w:proofErr w:type="spellStart"/>
-      <w:r>
-        <w:rPr>
-          <w:b/>
-          <w:bCs/>
-        </w:rPr>
-        <w:t>Adaptive</w:t>
-      </w:r>
-      <w:proofErr w:type="spellEnd"/>
-      <w:r>
-        <w:rPr>
-          <w:b/>
-          <w:bCs/>
-        </w:rPr>
-        <w:t xml:space="preserve"> AI </w:t>
-      </w:r>
-      <w:proofErr w:type="spellStart"/>
-      <w:r>
-        <w:rPr>
-          <w:b/>
-          <w:bCs/>
-        </w:rPr>
-        <w:t>Planner</w:t>
-      </w:r>
-      <w:proofErr w:type="spellEnd"/>
+        <w:t xml:space="preserve">Описание UML-диаграммы классов Adaptive AI Planner</w:t>
+      </w:r>
     </w:p>
     <w:p>
       <w:pPr>
@@ -129,10 +104,10 @@
           <w:b/>
           <w:bCs/>
         </w:rPr>
-        <w:t>User (пользователь)</w:t>
-      </w:r>
-      <w:r>
-        <w:t xml:space="preserve"> — представляет учётную запись пользователя. Содержит основные данные пользователя и связан с принадлежащими ему задачами, целями, категориями и другими объектами системы.</w:t>
+        <w:t>UserProfile (профиль пользователя)</w:t>
+      </w:r>
+      <w:r>
+        <w:t xml:space="preserve"> — единственная запись с данными пользователя: имя, фамилия, учебная группа, часовой пояс и настройка сохранения истории запросов к ИИ. Регистрации и учётных записей нет: все данные хранятся в браузере пользователя.</w:t>
       </w:r>
     </w:p>
     <w:p>
@@ -144,70 +119,43 @@
         <w:t>Task (задача)</w:t>
       </w:r>
       <w:r>
-        <w:t xml:space="preserve"> — представляет конкретное дело. Содержит название, описание, статус, приоритет и дедлайн. Может быть связана с целью и категорией, но может существовать и самостоятельно.</w:t>
-      </w:r>
-    </w:p>
-    <w:p>
-      <w:proofErr w:type="spellStart"/>
-      <w:r>
-        <w:rPr>
-          <w:b/>
-          <w:bCs/>
-        </w:rPr>
-        <w:t>Goal</w:t>
-      </w:r>
-      <w:proofErr w:type="spellEnd"/>
-      <w:r>
-        <w:rPr>
-          <w:b/>
-          <w:bCs/>
-        </w:rPr>
-        <w:t xml:space="preserve"> (цель)</w:t>
+        <w:t xml:space="preserve"> — представляет конкретное дело. Содержит название, описание, статус, приоритет, дедлайн и длительность. Может быть связана с целью и категорией, но может существовать и самостоятельно.</w:t>
+      </w:r>
+    </w:p>
+    <w:p>
+      <w:r>
+        <w:rPr>
+          <w:b/>
+          <w:bCs/>
+        </w:rPr>
+        <w:t xml:space="preserve">Goal (цель)</w:t>
       </w:r>
       <w:r>
         <w:t xml:space="preserve"> — представляет желаемый результат, которого пользователь хочет достичь. Может включать несколько задач. Для каждой цели можно отслеживать прогресс выполнения связанных задач.</w:t>
       </w:r>
     </w:p>
     <w:p>
-      <w:proofErr w:type="spellStart"/>
-      <w:r>
-        <w:rPr>
-          <w:b/>
-          <w:bCs/>
-        </w:rPr>
-        <w:t>Category</w:t>
-      </w:r>
-      <w:proofErr w:type="spellEnd"/>
-      <w:r>
-        <w:rPr>
-          <w:b/>
-          <w:bCs/>
-        </w:rPr>
-        <w:t xml:space="preserve"> (категория)</w:t>
+      <w:r>
+        <w:rPr>
+          <w:b/>
+          <w:bCs/>
+        </w:rPr>
+        <w:t xml:space="preserve">Category (категория)</w:t>
       </w:r>
       <w:r>
         <w:t xml:space="preserve"> — предназначена для группировки задач и целей. Содержит название и, при необходимости, цвет. Позволяет фильтровать объекты по категориям.</w:t>
       </w:r>
     </w:p>
     <w:p>
-      <w:proofErr w:type="spellStart"/>
-      <w:r>
-        <w:rPr>
-          <w:b/>
-          <w:bCs/>
-        </w:rPr>
-        <w:t>FileAttachment</w:t>
-      </w:r>
-      <w:proofErr w:type="spellEnd"/>
-      <w:r>
-        <w:rPr>
-          <w:b/>
-          <w:bCs/>
-        </w:rPr>
-        <w:t xml:space="preserve"> (вложение)</w:t>
-      </w:r>
-      <w:r>
-        <w:t xml:space="preserve"> — представляет информацию о прикреплённом файле. В базе данных хранятся метаданные файла, а его содержимое размещается во внешнем файловом хранилище. Файл может быть прикреплён к одной задаче или одной цели.</w:t>
+      <w:r>
+        <w:rPr>
+          <w:b/>
+          <w:bCs/>
+        </w:rPr>
+        <w:t xml:space="preserve">FileAttachment (вложение)</w:t>
+      </w:r>
+      <w:r>
+        <w:t xml:space="preserve"> — представляет информацию о прикреплённом файле. Вместе с метаданными в браузере хранится и само содержимое файла. Файл может быть прикреплён к одной задаче или одной цели.</w:t>
       </w:r>
     </w:p>
     <w:p>
@@ -226,7 +174,6 @@
       </w:r>
     </w:p>
     <w:p>
-      <w:proofErr w:type="spellStart"/>
       <w:r>
         <w:rPr>
           <w:b/>
@@ -234,48 +181,29 @@
         </w:rPr>
         <w:t>CalendarItem</w:t>
       </w:r>
-      <w:proofErr w:type="spellEnd"/>
       <w:r>
         <w:t xml:space="preserve"> — абстрактный класс, определяющий общие свойства календарных элементов.</w:t>
       </w:r>
     </w:p>
     <w:p>
-      <w:proofErr w:type="spellStart"/>
-      <w:r>
-        <w:rPr>
-          <w:b/>
-          <w:bCs/>
-        </w:rPr>
-        <w:t>CalendarEvent</w:t>
-      </w:r>
-      <w:proofErr w:type="spellEnd"/>
-      <w:r>
-        <w:rPr>
-          <w:b/>
-          <w:bCs/>
-        </w:rPr>
-        <w:t xml:space="preserve"> (личное событие)</w:t>
+      <w:r>
+        <w:rPr>
+          <w:b/>
+          <w:bCs/>
+        </w:rPr>
+        <w:t xml:space="preserve">CalendarEvent (личное событие)</w:t>
       </w:r>
       <w:r>
         <w:t xml:space="preserve"> — представляет личное событие пользователя с датой и временем, например встречу или запись к врачу.</w:t>
       </w:r>
     </w:p>
     <w:p>
-      <w:proofErr w:type="spellStart"/>
-      <w:r>
-        <w:rPr>
-          <w:b/>
-          <w:bCs/>
-        </w:rPr>
-        <w:t>AcademicLesson</w:t>
-      </w:r>
-      <w:proofErr w:type="spellEnd"/>
-      <w:r>
-        <w:rPr>
-          <w:b/>
-          <w:bCs/>
-        </w:rPr>
-        <w:t xml:space="preserve"> (учебное занятие)</w:t>
+      <w:r>
+        <w:rPr>
+          <w:b/>
+          <w:bCs/>
+        </w:rPr>
+        <w:t xml:space="preserve">AcademicLesson (учебное занятие)</w:t>
       </w:r>
       <w:r>
         <w:t xml:space="preserve"> — представляет занятие из учебного расписания. Данные могут поступать из ОРИОКС или загруженного файла расписания.</w:t>
@@ -283,6 +211,30 @@
     </w:p>
     <w:p>
       <w:r>
+        <w:rPr>
+          <w:b/>
+          <w:bCs/>
+        </w:rPr>
+        <w:t>ScheduleItem (интервал задачи)</w:t>
+      </w:r>
+      <w:r>
+        <w:t xml:space="preserve"> — запланированное время выполнения задачи в календаре. Связан ровно с одной задачей и удаляется вместе с ней.</w:t>
+      </w:r>
+    </w:p>
+    <w:p>
+      <w:r>
+        <w:rPr>
+          <w:b/>
+          <w:bCs/>
+        </w:rPr>
+        <w:t>AcademicAssignment (учебное задание)</w:t>
+      </w:r>
+      <w:r>
+        <w:t xml:space="preserve"> — задание или контрольное мероприятие из ОРИОКС со сроком сдачи. В календаре не показывается; используется в списке учебных заданий и при оценке нагрузки.</w:t>
+      </w:r>
+    </w:p>
+    <w:p>
+      <w:r>
         <w:t>Календарь объединяет личные события, учебные занятия и другие предусмотренные системой календарные данные.</w:t>
       </w:r>
     </w:p>
@@ -302,21 +254,12 @@
       </w:r>
     </w:p>
     <w:p>
-      <w:proofErr w:type="spellStart"/>
-      <w:r>
-        <w:rPr>
-          <w:b/>
-          <w:bCs/>
-        </w:rPr>
-        <w:t>AIProposal</w:t>
-      </w:r>
-      <w:proofErr w:type="spellEnd"/>
-      <w:r>
-        <w:rPr>
-          <w:b/>
-          <w:bCs/>
-        </w:rPr>
-        <w:t xml:space="preserve"> (предложение ИИ)</w:t>
+      <w:r>
+        <w:rPr>
+          <w:b/>
+          <w:bCs/>
+        </w:rPr>
+        <w:t xml:space="preserve">AIProposal (предложение ИИ)</w:t>
       </w:r>
       <w:r>
         <w:t xml:space="preserve"> — представляет результат обработки запроса пользователя искусственным интеллектом. Предложение может содержать данные для создания или изменения задач и личных событий.</w:t>
@@ -325,6 +268,11 @@
     <w:p>
       <w:r>
         <w:t>Перед применением предложения пользователь может проверить его, отредактировать, подтвердить или отклонить. Изменения выполняются только после подтверждения.</w:t>
+      </w:r>
+    </w:p>
+    <w:p>
+      <w:r>
+        <w:t>Итог предложения хранится в поле status: PENDING — ждёт решения, ACCEPTED — принято, EDITED — принято с правками, REJECTED — отклонено. Сохранённые предложения образуют историю запросов к ИИ.</w:t>
       </w:r>
     </w:p>
     <w:p>
@@ -355,7 +303,6 @@
           <w:numId w:val="1"/>
         </w:numPr>
       </w:pPr>
-      <w:proofErr w:type="spellStart"/>
       <w:r>
         <w:rPr>
           <w:b/>
@@ -363,7 +310,6 @@
         </w:rPr>
         <w:t>TaskService</w:t>
       </w:r>
-      <w:proofErr w:type="spellEnd"/>
       <w:r>
         <w:t xml:space="preserve"> — создание, изменение и удаление задач, управление их статусами.</w:t>
       </w:r>
@@ -375,7 +321,6 @@
           <w:numId w:val="1"/>
         </w:numPr>
       </w:pPr>
-      <w:proofErr w:type="spellStart"/>
       <w:r>
         <w:rPr>
           <w:b/>
@@ -383,7 +328,6 @@
         </w:rPr>
         <w:t>GoalService</w:t>
       </w:r>
-      <w:proofErr w:type="spellEnd"/>
       <w:r>
         <w:t xml:space="preserve"> — управление целями, связанными задачами и расчёт прогресса.</w:t>
       </w:r>
@@ -395,7 +339,6 @@
           <w:numId w:val="1"/>
         </w:numPr>
       </w:pPr>
-      <w:proofErr w:type="spellStart"/>
       <w:r>
         <w:rPr>
           <w:b/>
@@ -403,7 +346,6 @@
         </w:rPr>
         <w:t>CalendarService</w:t>
       </w:r>
-      <w:proofErr w:type="spellEnd"/>
       <w:r>
         <w:t xml:space="preserve"> — работа с календарными данными и проверка временных конфликтов.</w:t>
       </w:r>
@@ -415,7 +357,6 @@
           <w:numId w:val="1"/>
         </w:numPr>
       </w:pPr>
-      <w:proofErr w:type="spellStart"/>
       <w:r>
         <w:rPr>
           <w:b/>
@@ -423,7 +364,6 @@
         </w:rPr>
         <w:t>PlanningService</w:t>
       </w:r>
-      <w:proofErr w:type="spellEnd"/>
       <w:r>
         <w:t xml:space="preserve"> — анализ дедлайнов и состояния задач при планировании.</w:t>
       </w:r>
@@ -435,7 +375,6 @@
           <w:numId w:val="1"/>
         </w:numPr>
       </w:pPr>
-      <w:proofErr w:type="spellStart"/>
       <w:r>
         <w:rPr>
           <w:b/>
@@ -443,7 +382,6 @@
         </w:rPr>
         <w:t>AIService</w:t>
       </w:r>
-      <w:proofErr w:type="spellEnd"/>
       <w:r>
         <w:t xml:space="preserve"> — обработка запросов к модели искусственного интеллекта и формирование предложений.</w:t>
       </w:r>
@@ -455,7 +393,6 @@
           <w:numId w:val="1"/>
         </w:numPr>
       </w:pPr>
-      <w:proofErr w:type="spellStart"/>
       <w:r>
         <w:rPr>
           <w:b/>
@@ -463,9 +400,8 @@
         </w:rPr>
         <w:t>OrioksService</w:t>
       </w:r>
-      <w:proofErr w:type="spellEnd"/>
-      <w:r>
-        <w:t xml:space="preserve"> — получение учебных заданий с дедлайнами из ОРИОКС и передача данных в систему.</w:t>
+      <w:r>
+        <w:t xml:space="preserve"> — получение из ОРИОКС учебного расписания и учебных заданий с дедлайнами.</w:t>
       </w:r>
     </w:p>
     <w:p>
@@ -495,10 +431,10 @@
           <w:b/>
           <w:bCs/>
         </w:rPr>
-        <w:t>User — Task:</w:t>
-      </w:r>
-      <w:r>
-        <w:t xml:space="preserve"> один пользователь может иметь множество задач; каждая задача принадлежит определённому пользователю.</w:t>
+        <w:t>Task — ScheduleItem:</w:t>
+      </w:r>
+      <w:r>
+        <w:t xml:space="preserve"> одна задача может иметь несколько интервалов в календаре; интервалы удаляются вместе с задачей.</w:t>
       </w:r>
     </w:p>
     <w:p>
@@ -513,26 +449,10 @@
           <w:b/>
           <w:bCs/>
         </w:rPr>
-        <w:t xml:space="preserve">User — </w:t>
-      </w:r>
-      <w:proofErr w:type="spellStart"/>
-      <w:r>
-        <w:rPr>
-          <w:b/>
-          <w:bCs/>
-        </w:rPr>
-        <w:t>Goal</w:t>
-      </w:r>
-      <w:proofErr w:type="spellEnd"/>
-      <w:r>
-        <w:rPr>
-          <w:b/>
-          <w:bCs/>
-        </w:rPr>
-        <w:t>:</w:t>
-      </w:r>
-      <w:r>
-        <w:t xml:space="preserve"> пользователь может создавать несколько целей.</w:t>
+        <w:t xml:space="preserve">Goal — Task:</w:t>
+      </w:r>
+      <w:r>
+        <w:t xml:space="preserve"> одна цель может включать несколько задач; задача может существовать без привязки к цели.</w:t>
       </w:r>
     </w:p>
     <w:p>
@@ -542,24 +462,15 @@
           <w:numId w:val="2"/>
         </w:numPr>
       </w:pPr>
-      <w:proofErr w:type="spellStart"/>
-      <w:r>
-        <w:rPr>
-          <w:b/>
-          <w:bCs/>
-        </w:rPr>
-        <w:t>Goal</w:t>
-      </w:r>
-      <w:proofErr w:type="spellEnd"/>
-      <w:r>
-        <w:rPr>
-          <w:b/>
-          <w:bCs/>
-        </w:rPr>
-        <w:t xml:space="preserve"> — Task:</w:t>
-      </w:r>
-      <w:r>
-        <w:t xml:space="preserve"> одна цель может включать несколько задач; задача может существовать без привязки к цели.</w:t>
+      <w:r>
+        <w:rPr>
+          <w:b/>
+          <w:bCs/>
+        </w:rPr>
+        <w:t xml:space="preserve">Category — Task:</w:t>
+      </w:r>
+      <w:r>
+        <w:t xml:space="preserve"> одна категория может быть назначена нескольким задачам.</w:t>
       </w:r>
     </w:p>
     <w:p>
@@ -569,24 +480,15 @@
           <w:numId w:val="2"/>
         </w:numPr>
       </w:pPr>
-      <w:proofErr w:type="spellStart"/>
-      <w:r>
-        <w:rPr>
-          <w:b/>
-          <w:bCs/>
-        </w:rPr>
-        <w:t>Category</w:t>
-      </w:r>
-      <w:proofErr w:type="spellEnd"/>
-      <w:r>
-        <w:rPr>
-          <w:b/>
-          <w:bCs/>
-        </w:rPr>
-        <w:t xml:space="preserve"> — Task:</w:t>
-      </w:r>
-      <w:r>
-        <w:t xml:space="preserve"> одна категория может быть назначена нескольким задачам.</w:t>
+      <w:r>
+        <w:rPr>
+          <w:b/>
+          <w:bCs/>
+        </w:rPr>
+        <w:t xml:space="preserve">Category — Goal:</w:t>
+      </w:r>
+      <w:r>
+        <w:t xml:space="preserve"> одна категория может использоваться для нескольких целей.</w:t>
       </w:r>
     </w:p>
     <w:p>
@@ -596,40 +498,15 @@
           <w:numId w:val="2"/>
         </w:numPr>
       </w:pPr>
-      <w:proofErr w:type="spellStart"/>
-      <w:r>
-        <w:rPr>
-          <w:b/>
-          <w:bCs/>
-        </w:rPr>
-        <w:t>Category</w:t>
-      </w:r>
-      <w:proofErr w:type="spellEnd"/>
-      <w:r>
-        <w:rPr>
-          <w:b/>
-          <w:bCs/>
-        </w:rPr>
-        <w:t xml:space="preserve"> — </w:t>
-      </w:r>
-      <w:proofErr w:type="spellStart"/>
-      <w:r>
-        <w:rPr>
-          <w:b/>
-          <w:bCs/>
-        </w:rPr>
-        <w:t>Goal</w:t>
-      </w:r>
-      <w:proofErr w:type="spellEnd"/>
-      <w:r>
-        <w:rPr>
-          <w:b/>
-          <w:bCs/>
-        </w:rPr>
-        <w:t>:</w:t>
-      </w:r>
-      <w:r>
-        <w:t xml:space="preserve"> одна категория может использоваться для нескольких целей.</w:t>
+      <w:r>
+        <w:rPr>
+          <w:b/>
+          <w:bCs/>
+        </w:rPr>
+        <w:t xml:space="preserve">Task и Goal — FileAttachment:</w:t>
+      </w:r>
+      <w:r>
+        <w:t xml:space="preserve"> файл прикрепляется либо к задаче, либо к цели.</w:t>
       </w:r>
     </w:p>
     <w:p>
@@ -644,42 +521,10 @@
           <w:b/>
           <w:bCs/>
         </w:rPr>
-        <w:t xml:space="preserve">Task и </w:t>
-      </w:r>
-      <w:proofErr w:type="spellStart"/>
-      <w:r>
-        <w:rPr>
-          <w:b/>
-          <w:bCs/>
-        </w:rPr>
-        <w:t>Goal</w:t>
-      </w:r>
-      <w:proofErr w:type="spellEnd"/>
-      <w:r>
-        <w:rPr>
-          <w:b/>
-          <w:bCs/>
-        </w:rPr>
-        <w:t xml:space="preserve"> — </w:t>
-      </w:r>
-      <w:proofErr w:type="spellStart"/>
-      <w:r>
-        <w:rPr>
-          <w:b/>
-          <w:bCs/>
-        </w:rPr>
-        <w:t>FileAttachment</w:t>
-      </w:r>
-      <w:proofErr w:type="spellEnd"/>
-      <w:r>
-        <w:rPr>
-          <w:b/>
-          <w:bCs/>
-        </w:rPr>
-        <w:t>:</w:t>
-      </w:r>
-      <w:r>
-        <w:t xml:space="preserve"> файл прикрепляется либо к задаче, либо к цели.</w:t>
+        <w:t>CalendarItem — CalendarEvent, ScheduleItem и AcademicLesson:</w:t>
+      </w:r>
+      <w:r>
+        <w:t xml:space="preserve"> наследование позволяет выделить общие свойства календарных элементов и определить особенности отдельных типов.</w:t>
       </w:r>
     </w:p>
     <w:p>
@@ -689,96 +534,12 @@
           <w:numId w:val="2"/>
         </w:numPr>
       </w:pPr>
-      <w:proofErr w:type="spellStart"/>
-      <w:r>
-        <w:rPr>
-          <w:b/>
-          <w:bCs/>
-        </w:rPr>
-        <w:t>CalendarItem</w:t>
-      </w:r>
-      <w:proofErr w:type="spellEnd"/>
-      <w:r>
-        <w:rPr>
-          <w:b/>
-          <w:bCs/>
-        </w:rPr>
-        <w:t xml:space="preserve"> — </w:t>
-      </w:r>
-      <w:proofErr w:type="spellStart"/>
-      <w:r>
-        <w:rPr>
-          <w:b/>
-          <w:bCs/>
-        </w:rPr>
-        <w:t>CalendarEvent</w:t>
-      </w:r>
-      <w:proofErr w:type="spellEnd"/>
-      <w:r>
-        <w:rPr>
-          <w:b/>
-          <w:bCs/>
-        </w:rPr>
-        <w:t xml:space="preserve"> и </w:t>
-      </w:r>
-      <w:proofErr w:type="spellStart"/>
-      <w:r>
-        <w:rPr>
-          <w:b/>
-          <w:bCs/>
-        </w:rPr>
-        <w:t>AcademicLesson</w:t>
-      </w:r>
-      <w:proofErr w:type="spellEnd"/>
-      <w:r>
-        <w:rPr>
-          <w:b/>
-          <w:bCs/>
-        </w:rPr>
-        <w:t>:</w:t>
-      </w:r>
-      <w:r>
-        <w:t xml:space="preserve"> наследование позволяет выделить общие свойства календарных элементов и определить особенности отдельных типов.</w:t>
-      </w:r>
-    </w:p>
-    <w:p>
-      <w:pPr>
-        <w:numPr>
-          <w:ilvl w:val="0"/>
-          <w:numId w:val="2"/>
-        </w:numPr>
-      </w:pPr>
-      <w:proofErr w:type="spellStart"/>
-      <w:r>
-        <w:rPr>
-          <w:b/>
-          <w:bCs/>
-        </w:rPr>
-        <w:t>AIService</w:t>
-      </w:r>
-      <w:proofErr w:type="spellEnd"/>
-      <w:r>
-        <w:rPr>
-          <w:b/>
-          <w:bCs/>
-        </w:rPr>
-        <w:t xml:space="preserve"> — </w:t>
-      </w:r>
-      <w:proofErr w:type="spellStart"/>
-      <w:r>
-        <w:rPr>
-          <w:b/>
-          <w:bCs/>
-        </w:rPr>
-        <w:t>AIProposal</w:t>
-      </w:r>
-      <w:proofErr w:type="spellEnd"/>
-      <w:r>
-        <w:rPr>
-          <w:b/>
-          <w:bCs/>
-        </w:rPr>
-        <w:t>:</w:t>
+      <w:r>
+        <w:rPr>
+          <w:b/>
+          <w:bCs/>
+        </w:rPr>
+        <w:t xml:space="preserve">AIService — AIProposal:</w:t>
       </w:r>
       <w:r>
         <w:t xml:space="preserve"> сервис формирует предложение на основе ответа искусственного интеллекта.</w:t>
@@ -786,15 +547,7 @@
     </w:p>
     <w:p>
       <w:r>
-        <w:t xml:space="preserve">На UML-диаграмме кратность связей обозначается числами: 1 — один объект, </w:t>
-      </w:r>
-      <w:proofErr w:type="gramStart"/>
-      <w:r>
-        <w:t>0..</w:t>
-      </w:r>
-      <w:proofErr w:type="gramEnd"/>
-      <w:r>
-        <w:t>1 — ноль или один, 0..* — ноль или несколько, 1..* — один или несколько.</w:t>
+        <w:t xml:space="preserve">На UML-диаграмме кратность связей обозначается числами: 1 — один объект, 0..1 — ноль или один, 0..* — ноль или несколько, 1..* — один или несколько.</w:t>
       </w:r>
     </w:p>
     <w:p>

--- a/docs/uml/uml class.docx
+++ b/docs/uml/uml class.docx
@@ -1,48 +1,66 @@
 
 <file path=word/document.xml><?xml version="1.0" encoding="utf-8"?>
-<w:document xmlns:wpc="http://schemas.microsoft.com/office/word/2010/wordprocessingCanvas" xmlns:cx="http://schemas.microsoft.com/office/drawing/2014/chartex" xmlns:cx1="http://schemas.microsoft.com/office/drawing/2015/9/8/chartex" xmlns:cx2="http://schemas.microsoft.com/office/drawing/2015/10/21/chartex" xmlns:cx3="http://schemas.microsoft.com/office/drawing/2016/5/9/chartex" xmlns:cx4="http://schemas.microsoft.com/office/drawing/2016/5/10/chartex" xmlns:cx5="http://schemas.microsoft.com/office/drawing/2016/5/11/chartex" xmlns:cx6="http://schemas.microsoft.com/office/drawing/2016/5/12/chartex" xmlns:cx7="http://schemas.microsoft.com/office/drawing/2016/5/13/chartex" xmlns:cx8="http://schemas.microsoft.com/office/drawing/2016/5/14/chartex" xmlns:mc="http://schemas.openxmlformats.org/markup-compatibility/2006" xmlns:aink="http://schemas.microsoft.com/office/drawing/2016/ink" xmlns:am3d="http://schemas.microsoft.com/office/drawing/2017/model3d" xmlns:o="urn:schemas-microsoft-com:office:office" xmlns:oel="http://schemas.microsoft.com/office/2019/extlst" xmlns:r="http://schemas.openxmlformats.org/officeDocument/2006/relationships" xmlns:m="http://schemas.openxmlformats.org/officeDocument/2006/math" xmlns:v="urn:schemas-microsoft-com:vml" xmlns:wp14="http://schemas.microsoft.com/office/word/2010/wordprocessingDrawing" xmlns:wp="http://schemas.openxmlformats.org/drawingml/2006/wordprocessingDrawing" xmlns:w10="urn:schemas-microsoft-com:office:word" xmlns:w="http://schemas.openxmlformats.org/wordprocessingml/2006/main" xmlns:w14="http://schemas.microsoft.com/office/word/2010/wordml" xmlns:w15="http://schemas.microsoft.com/office/word/2012/wordml" xmlns:w16cex="http://schemas.microsoft.com/office/word/2018/wordml/cex" xmlns:w16cid="http://schemas.microsoft.com/office/word/2016/wordml/cid" xmlns:w16="http://schemas.microsoft.com/office/word/2018/wordml" xmlns:w16sdtdh="http://schemas.microsoft.com/office/word/2020/wordml/sdtdatahash" xmlns:w16se="http://schemas.microsoft.com/office/word/2015/wordml/symex" xmlns:wpg="http://schemas.microsoft.com/office/word/2010/wordprocessingGroup" xmlns:wpi="http://schemas.microsoft.com/office/word/2010/wordprocessingInk" xmlns:wne="http://schemas.microsoft.com/office/word/2006/wordml" xmlns:wps="http://schemas.microsoft.com/office/word/2010/wordprocessingShape" mc:Ignorable="w14 w15 w16se w16cid w16 w16cex w16sdtdh wp14">
+<w:document xmlns:w="http://schemas.openxmlformats.org/wordprocessingml/2006/main" xmlns:m="http://schemas.openxmlformats.org/officeDocument/2006/math" xmlns:r="http://schemas.openxmlformats.org/officeDocument/2006/relationships" xmlns:o="urn:schemas-microsoft-com:office:office" xmlns:v="urn:schemas-microsoft-com:vml" xmlns:w10="urn:schemas-microsoft-com:office:word" xmlns:a="http://schemas.openxmlformats.org/drawingml/2006/main" xmlns:pic="http://schemas.openxmlformats.org/drawingml/2006/picture" xmlns:wp="http://schemas.openxmlformats.org/drawingml/2006/wordprocessingDrawing">
   <w:body>
     <w:p>
       <w:pPr>
-        <w:rPr>
-          <w:b/>
-          <w:bCs/>
-        </w:rPr>
-      </w:pPr>
-      <w:r>
-        <w:rPr>
-          <w:b/>
-          <w:bCs/>
-        </w:rPr>
+        <w:pStyle w:val="FirstParagraph"/>
+      </w:pPr>
+      <w:r>
+        <w:rPr>
+          <w:bCs/>
+          <w:b/>
+        </w:rPr>
+        <w:t xml:space="preserve">Описание UML-диаграмм классов Adaptive AI Planner (ТЗ v12)</w:t>
+      </w:r>
+    </w:p>
+    <w:p>
+      <w:pPr>
+        <w:pStyle w:val="BodyText"/>
+      </w:pPr>
+      <w:r>
+        <w:t xml:space="preserve">Классы описаны двумя диаграммами: CL-01 — сущности и связи между ними, CL-02 — сервисы серверной части. Сущности те же, что в базе данных (database/postgresql): в UML поля названы в camelCase, как в REST API, в базе — в snake_case. Идентификаторы — uuid.</w:t>
+      </w:r>
+    </w:p>
+    <w:p>
+      <w:pPr>
+        <w:pStyle w:val="CaptionedFigure"/>
+      </w:pPr>
+      <w:r>
         <w:drawing>
-          <wp:inline distT="0" distB="0" distL="0" distR="0" wp14:anchorId="474760A7" wp14:editId="21B67843">
-            <wp:extent cx="4713327" cy="9300000"/>
-            <wp:effectExtent l="0" t="0" r="3175" b="6350"/>
-            <wp:docPr id="1" name="Рисунок 1"/>
-            <wp:cNvGraphicFramePr>
-              <a:graphicFrameLocks xmlns:a="http://schemas.openxmlformats.org/drawingml/2006/main" noChangeAspect="1"/>
-            </wp:cNvGraphicFramePr>
-            <a:graphic xmlns:a="http://schemas.openxmlformats.org/drawingml/2006/main">
+          <wp:inline>
+            <wp:extent cx="5930900" cy="3333401"/>
+            <wp:effectExtent b="0" l="0" r="0" t="0"/>
+            <wp:docPr descr="CL-01. Сущности" title="" id="21" name="Picture"/>
+            <a:graphic>
               <a:graphicData uri="http://schemas.openxmlformats.org/drawingml/2006/picture">
-                <pic:pic xmlns:pic="http://schemas.openxmlformats.org/drawingml/2006/picture">
+                <pic:pic>
                   <pic:nvPicPr>
-                    <pic:cNvPr id="1" name=""/>
-                    <pic:cNvPicPr/>
+                    <pic:cNvPr descr="CL-01_klassy.png" id="22" name="Picture"/>
+                    <pic:cNvPicPr>
+                      <a:picLocks noChangeArrowheads="1" noChangeAspect="1"/>
+                    </pic:cNvPicPr>
                   </pic:nvPicPr>
                   <pic:blipFill>
-                    <a:blip r:embed="rId5"/>
+                    <a:blip r:embed="rId20"/>
                     <a:stretch>
                       <a:fillRect/>
                     </a:stretch>
                   </pic:blipFill>
-                  <pic:spPr>
+                  <pic:spPr bwMode="auto">
                     <a:xfrm>
                       <a:off x="0" y="0"/>
-                      <a:ext cx="4713327" cy="9300000"/>
+                      <a:ext cx="5930900" cy="3333401"/>
                     </a:xfrm>
                     <a:prstGeom prst="rect">
                       <a:avLst/>
                     </a:prstGeom>
+                    <a:noFill/>
+                    <a:ln w="9525">
+                      <a:noFill/>
+                      <a:headEnd/>
+                      <a:tailEnd/>
+                    </a:ln>
                   </pic:spPr>
                 </pic:pic>
               </a:graphicData>
@@ -53,544 +71,756 @@
     </w:p>
     <w:p>
       <w:pPr>
-        <w:rPr>
-          <w:b/>
-          <w:bCs/>
-        </w:rPr>
-      </w:pPr>
-    </w:p>
-    <w:p>
-      <w:pPr>
-        <w:rPr>
-          <w:b/>
-          <w:bCs/>
-        </w:rPr>
-      </w:pPr>
-    </w:p>
-    <w:p>
-      <w:pPr>
-        <w:rPr>
-          <w:b/>
-          <w:bCs/>
-        </w:rPr>
-      </w:pPr>
-      <w:r>
-        <w:rPr>
-          <w:b/>
-          <w:bCs/>
-        </w:rPr>
-        <w:lastRenderedPageBreak/>
-        <w:t xml:space="preserve">Описание UML-диаграммы классов Adaptive AI Planner</w:t>
-      </w:r>
-    </w:p>
-    <w:p>
-      <w:pPr>
-        <w:rPr>
-          <w:b/>
-          <w:bCs/>
-        </w:rPr>
-      </w:pPr>
-      <w:r>
-        <w:rPr>
-          <w:b/>
-          <w:bCs/>
-        </w:rPr>
-        <w:t>1. Основные сущности</w:t>
-      </w:r>
-    </w:p>
-    <w:p>
-      <w:r>
-        <w:rPr>
-          <w:b/>
-          <w:bCs/>
-        </w:rPr>
-        <w:t>UserProfile (профиль пользователя)</w:t>
-      </w:r>
-      <w:r>
-        <w:t xml:space="preserve"> — единственная запись с данными пользователя: имя, фамилия, учебная группа, часовой пояс и настройка сохранения истории запросов к ИИ. Регистрации и учётных записей нет: все данные хранятся в браузере пользователя.</w:t>
-      </w:r>
-    </w:p>
-    <w:p>
-      <w:r>
-        <w:rPr>
-          <w:b/>
-          <w:bCs/>
-        </w:rPr>
-        <w:t>Task (задача)</w:t>
-      </w:r>
-      <w:r>
-        <w:t xml:space="preserve"> — представляет конкретное дело. Содержит название, описание, статус, приоритет, дедлайн и длительность. Может быть связана с целью и категорией, но может существовать и самостоятельно.</w:t>
-      </w:r>
-    </w:p>
-    <w:p>
-      <w:r>
-        <w:rPr>
-          <w:b/>
-          <w:bCs/>
+        <w:pStyle w:val="ImageCaption"/>
+      </w:pPr>
+      <w:r>
+        <w:t xml:space="preserve">CL-01. Сущности</w:t>
+      </w:r>
+    </w:p>
+    <w:p>
+      <w:pPr>
+        <w:pStyle w:val="BodyText"/>
+      </w:pPr>
+      <w:r>
+        <w:rPr>
+          <w:bCs/>
+          <w:b/>
+        </w:rPr>
+        <w:t xml:space="preserve">1. Учётная запись</w:t>
+      </w:r>
+    </w:p>
+    <w:p>
+      <w:pPr>
+        <w:pStyle w:val="BodyText"/>
+      </w:pPr>
+      <w:r>
+        <w:rPr>
+          <w:bCs/>
+          <w:b/>
+        </w:rPr>
+        <w:t xml:space="preserve">User (пользователь)</w:t>
+      </w:r>
+      <w:r>
+        <w:t xml:space="preserve"> </w:t>
+      </w:r>
+      <w:r>
+        <w:t xml:space="preserve">— учётная запись: email, хеш пароля argon2id, имя, фамилия, учебная группа (необязательна; при подключении ОРИОКС перезаписывается группой из ОРИОКС), часовой пояс, настройка истории запросов к ИИ, счётчик неудачных попыток входа и блокировка входа. Каждая запись остальных сущностей принадлежит одному пользователю и удаляется вместе с ним (ФТ-05).</w:t>
+      </w:r>
+    </w:p>
+    <w:p>
+      <w:pPr>
+        <w:pStyle w:val="BodyText"/>
+      </w:pPr>
+      <w:r>
+        <w:rPr>
+          <w:bCs/>
+          <w:b/>
+        </w:rPr>
+        <w:t xml:space="preserve">Session (сеанс)</w:t>
+      </w:r>
+      <w:r>
+        <w:t xml:space="preserve"> </w:t>
+      </w:r>
+      <w:r>
+        <w:t xml:space="preserve">— вход на одном устройстве: хеш refresh-токена, устройство, срок действия, время отзыва. Вход на одном устройстве не завершает сеансы на других (ФТ-41).</w:t>
+      </w:r>
+    </w:p>
+    <w:p>
+      <w:pPr>
+        <w:pStyle w:val="BodyText"/>
+      </w:pPr>
+      <w:r>
+        <w:rPr>
+          <w:bCs/>
+          <w:b/>
+        </w:rPr>
+        <w:t xml:space="preserve">OrioksConnection (подключение ОРИОКС)</w:t>
+      </w:r>
+      <w:r>
+        <w:t xml:space="preserve"> </w:t>
+      </w:r>
+      <w:r>
+        <w:t xml:space="preserve">— ключ доступа ОРИОКС в зашифрованном виде, числовой id группы и дата начала семестра (ФТ-43). Пароль ОРИОКС не хранится.</w:t>
+      </w:r>
+    </w:p>
+    <w:p>
+      <w:pPr>
+        <w:pStyle w:val="BodyText"/>
+      </w:pPr>
+      <w:r>
+        <w:rPr>
+          <w:bCs/>
+          <w:b/>
+        </w:rPr>
+        <w:t xml:space="preserve">2. Цели и задачи</w:t>
+      </w:r>
+    </w:p>
+    <w:p>
+      <w:pPr>
+        <w:pStyle w:val="BodyText"/>
+      </w:pPr>
+      <w:r>
+        <w:rPr>
+          <w:bCs/>
+          <w:b/>
+        </w:rPr>
+        <w:t xml:space="preserve">Task (задача)</w:t>
+      </w:r>
+      <w:r>
+        <w:t xml:space="preserve"> </w:t>
+      </w:r>
+      <w:r>
+        <w:t xml:space="preserve">— конкретное дело: название, описание, статус, приоритет, дедлайн, длительность, порядок внутри цели, источник (вручную или по предложению ИИ), время завершения. Может быть связана с целью и категорией, но может существовать и самостоятельно.</w:t>
+      </w:r>
+    </w:p>
+    <w:p>
+      <w:pPr>
+        <w:pStyle w:val="BodyText"/>
+      </w:pPr>
+      <w:r>
+        <w:rPr>
+          <w:bCs/>
+          <w:b/>
         </w:rPr>
         <w:t xml:space="preserve">Goal (цель)</w:t>
       </w:r>
       <w:r>
-        <w:t xml:space="preserve"> — представляет желаемый результат, которого пользователь хочет достичь. Может включать несколько задач. Для каждой цели можно отслеживать прогресс выполнения связанных задач.</w:t>
-      </w:r>
-    </w:p>
-    <w:p>
-      <w:r>
-        <w:rPr>
-          <w:b/>
-          <w:bCs/>
+        <w:t xml:space="preserve"> </w:t>
+      </w:r>
+      <w:r>
+        <w:t xml:space="preserve">— желаемый результат; может включать несколько задач. Прогресс — доля выполненных среди неотменённых задач — вычисляется, а не хранится (ФТ-12).</w:t>
+      </w:r>
+    </w:p>
+    <w:p>
+      <w:pPr>
+        <w:pStyle w:val="BodyText"/>
+      </w:pPr>
+      <w:r>
+        <w:rPr>
+          <w:bCs/>
+          <w:b/>
         </w:rPr>
         <w:t xml:space="preserve">Category (категория)</w:t>
       </w:r>
       <w:r>
-        <w:t xml:space="preserve"> — предназначена для группировки задач и целей. Содержит название и, при необходимости, цвет. Позволяет фильтровать объекты по категориям.</w:t>
-      </w:r>
-    </w:p>
-    <w:p>
-      <w:r>
-        <w:rPr>
-          <w:b/>
-          <w:bCs/>
+        <w:t xml:space="preserve"> </w:t>
+      </w:r>
+      <w:r>
+        <w:t xml:space="preserve">— группирует цели и задачи; название уникально у пользователя без учёта регистра, цвет необязателен.</w:t>
+      </w:r>
+    </w:p>
+    <w:p>
+      <w:pPr>
+        <w:pStyle w:val="BodyText"/>
+      </w:pPr>
+      <w:r>
+        <w:rPr>
+          <w:bCs/>
+          <w:b/>
         </w:rPr>
         <w:t xml:space="preserve">FileAttachment (вложение)</w:t>
       </w:r>
       <w:r>
-        <w:t xml:space="preserve"> — представляет информацию о прикреплённом файле. Вместе с метаданными в браузере хранится и само содержимое файла. Файл может быть прикреплён к одной задаче или одной цели.</w:t>
-      </w:r>
-    </w:p>
-    <w:p>
-      <w:pPr>
-        <w:rPr>
-          <w:b/>
-          <w:bCs/>
-        </w:rPr>
-      </w:pPr>
-      <w:r>
-        <w:rPr>
-          <w:b/>
-          <w:bCs/>
-        </w:rPr>
-        <w:t>2. Классы календаря</w:t>
-      </w:r>
-    </w:p>
-    <w:p>
-      <w:r>
-        <w:rPr>
-          <w:b/>
-          <w:bCs/>
-        </w:rPr>
-        <w:t>CalendarItem</w:t>
-      </w:r>
-      <w:r>
-        <w:t xml:space="preserve"> — абстрактный класс, определяющий общие свойства календарных элементов.</w:t>
-      </w:r>
-    </w:p>
-    <w:p>
-      <w:r>
-        <w:rPr>
-          <w:b/>
-          <w:bCs/>
+        <w:t xml:space="preserve"> </w:t>
+      </w:r>
+      <w:r>
+        <w:t xml:space="preserve">— описание прикреплённого файла; само содержимое лежит в файловом хранилище сервера по ключу storageKey. Файл прикреплён ровно к одной задаче или одной цели.</w:t>
+      </w:r>
+    </w:p>
+    <w:p>
+      <w:pPr>
+        <w:pStyle w:val="BodyText"/>
+      </w:pPr>
+      <w:r>
+        <w:rPr>
+          <w:bCs/>
+          <w:b/>
+        </w:rPr>
+        <w:t xml:space="preserve">3. Календарь и учебные данные</w:t>
+      </w:r>
+    </w:p>
+    <w:p>
+      <w:pPr>
+        <w:pStyle w:val="BodyText"/>
+      </w:pPr>
+      <w:r>
+        <w:rPr>
+          <w:bCs/>
+          <w:b/>
+        </w:rPr>
+        <w:t xml:space="preserve">CalendarItem</w:t>
+      </w:r>
+      <w:r>
+        <w:t xml:space="preserve"> </w:t>
+      </w:r>
+      <w:r>
+        <w:t xml:space="preserve">— абстрактный класс с общими полями элементов календаря: название, начало и конец.</w:t>
+      </w:r>
+    </w:p>
+    <w:p>
+      <w:pPr>
+        <w:pStyle w:val="BodyText"/>
+      </w:pPr>
+      <w:r>
+        <w:rPr>
+          <w:bCs/>
+          <w:b/>
         </w:rPr>
         <w:t xml:space="preserve">CalendarEvent (личное событие)</w:t>
       </w:r>
       <w:r>
-        <w:t xml:space="preserve"> — представляет личное событие пользователя с датой и временем, например встречу или запись к врачу.</w:t>
-      </w:r>
-    </w:p>
-    <w:p>
-      <w:r>
-        <w:rPr>
-          <w:b/>
-          <w:bCs/>
+        <w:t xml:space="preserve">,</w:t>
+      </w:r>
+      <w:r>
+        <w:t xml:space="preserve"> </w:t>
+      </w:r>
+      <w:r>
+        <w:rPr>
+          <w:bCs/>
+          <w:b/>
+        </w:rPr>
+        <w:t xml:space="preserve">ScheduleItem (интервал задачи)</w:t>
+      </w:r>
+      <w:r>
+        <w:t xml:space="preserve">,</w:t>
+      </w:r>
+      <w:r>
+        <w:t xml:space="preserve"> </w:t>
+      </w:r>
+      <w:r>
+        <w:rPr>
+          <w:bCs/>
+          <w:b/>
         </w:rPr>
         <w:t xml:space="preserve">AcademicLesson (учебное занятие)</w:t>
       </w:r>
       <w:r>
-        <w:t xml:space="preserve"> — представляет занятие из учебного расписания. Данные могут поступать из ОРИОКС или загруженного файла расписания.</w:t>
-      </w:r>
-    </w:p>
-    <w:p>
-      <w:r>
-        <w:rPr>
-          <w:b/>
-          <w:bCs/>
-        </w:rPr>
-        <w:t>ScheduleItem (интервал задачи)</w:t>
-      </w:r>
-      <w:r>
-        <w:t xml:space="preserve"> — запланированное время выполнения задачи в календаре. Связан ровно с одной задачей и удаляется вместе с ней.</w:t>
-      </w:r>
-    </w:p>
-    <w:p>
-      <w:r>
-        <w:rPr>
-          <w:b/>
-          <w:bCs/>
-        </w:rPr>
-        <w:t>AcademicAssignment (учебное задание)</w:t>
-      </w:r>
-      <w:r>
-        <w:t xml:space="preserve"> — задание или контрольное мероприятие из ОРИОКС со сроком сдачи. В календаре не показывается; используется в списке учебных заданий и при оценке нагрузки.</w:t>
-      </w:r>
-    </w:p>
-    <w:p>
-      <w:r>
-        <w:t>Календарь объединяет личные события, учебные занятия и другие предусмотренные системой календарные данные.</w:t>
-      </w:r>
-    </w:p>
-    <w:p>
-      <w:pPr>
-        <w:rPr>
-          <w:b/>
-          <w:bCs/>
-        </w:rPr>
-      </w:pPr>
-      <w:r>
-        <w:rPr>
-          <w:b/>
-          <w:bCs/>
-        </w:rPr>
-        <w:t>3. Работа с искусственным интеллектом</w:t>
-      </w:r>
-    </w:p>
-    <w:p>
-      <w:r>
-        <w:rPr>
-          <w:b/>
-          <w:bCs/>
+        <w:t xml:space="preserve"> </w:t>
+      </w:r>
+      <w:r>
+        <w:t xml:space="preserve">— наследники CalendarItem. Интервал связан ровно с одной задачей и удаляется вместе с ней. Занятия приходят из ОРИОКС или из файла расписания и доступны только для просмотра.</w:t>
+      </w:r>
+    </w:p>
+    <w:p>
+      <w:pPr>
+        <w:pStyle w:val="BodyText"/>
+      </w:pPr>
+      <w:r>
+        <w:rPr>
+          <w:bCs/>
+          <w:b/>
+        </w:rPr>
+        <w:t xml:space="preserve">AcademicAssignment (учебное задание)</w:t>
+      </w:r>
+      <w:r>
+        <w:t xml:space="preserve"> </w:t>
+      </w:r>
+      <w:r>
+        <w:t xml:space="preserve">— контрольное мероприятие из ОРИОКС: дисциплина, вид, неделя, срок (конец учебной недели), максимальный балл, признак выполнения. В календаре не показывается; используется в списке заданий и при оценке нагрузки. Вынесено в отдельный пакет «Учебные данные ОРИОКС», так как не является элементом календаря.</w:t>
+      </w:r>
+    </w:p>
+    <w:p>
+      <w:pPr>
+        <w:pStyle w:val="BodyText"/>
+      </w:pPr>
+      <w:r>
+        <w:rPr>
+          <w:bCs/>
+          <w:b/>
+        </w:rPr>
+        <w:t xml:space="preserve">4. ИИ-ассистент</w:t>
+      </w:r>
+    </w:p>
+    <w:p>
+      <w:pPr>
+        <w:pStyle w:val="BodyText"/>
+      </w:pPr>
+      <w:r>
+        <w:rPr>
+          <w:bCs/>
+          <w:b/>
         </w:rPr>
         <w:t xml:space="preserve">AIProposal (предложение ИИ)</w:t>
       </w:r>
       <w:r>
-        <w:t xml:space="preserve"> — представляет результат обработки запроса пользователя искусственным интеллектом. Предложение может содержать данные для создания или изменения задач и личных событий.</w:t>
-      </w:r>
-    </w:p>
-    <w:p>
-      <w:r>
-        <w:t>Перед применением предложения пользователь может проверить его, отредактировать, подтвердить или отклонить. Изменения выполняются только после подтверждения.</w:t>
-      </w:r>
-    </w:p>
-    <w:p>
-      <w:r>
-        <w:t>Итог предложения хранится в поле status: PENDING — ждёт решения, ACCEPTED — принято, EDITED — принято с правками, REJECTED — отклонено. Сохранённые предложения образуют историю запросов к ИИ.</w:t>
-      </w:r>
-    </w:p>
-    <w:p>
-      <w:pPr>
-        <w:rPr>
-          <w:b/>
-          <w:bCs/>
-        </w:rPr>
-      </w:pPr>
-      <w:r>
-        <w:rPr>
-          <w:b/>
-          <w:bCs/>
-        </w:rPr>
-        <w:t>4. Сервисы приложения</w:t>
-      </w:r>
-    </w:p>
-    <w:p>
-      <w:r>
-        <w:lastRenderedPageBreak/>
-        <w:t>Сервисы отвечают за бизнес-логику и операции с данными.</w:t>
+        <w:t xml:space="preserve"> </w:t>
+      </w:r>
+      <w:r>
+        <w:t xml:space="preserve">— результат запроса к ИИ: текст запроса, переданный модели контекст, проверенный ответ, подтверждённые пользователем данные, итог (PENDING, ACCEPTED, EDITED, REJECTED), модель и время ответа. Для декомпозиции хранится ссылка на цель. Сохранённые предложения образуют историю запросов к ИИ (ФТ-40).</w:t>
+      </w:r>
+    </w:p>
+    <w:p>
+      <w:pPr>
+        <w:pStyle w:val="BodyText"/>
+      </w:pPr>
+      <w:r>
+        <w:rPr>
+          <w:bCs/>
+          <w:b/>
+        </w:rPr>
+        <w:t xml:space="preserve">5. Основные связи</w:t>
       </w:r>
     </w:p>
     <w:p>
       <w:pPr>
         <w:numPr>
           <w:ilvl w:val="0"/>
-          <w:numId w:val="1"/>
+          <w:numId w:val="1001"/>
         </w:numPr>
-      </w:pPr>
-      <w:r>
-        <w:rPr>
-          <w:b/>
-          <w:bCs/>
-        </w:rPr>
-        <w:t>TaskService</w:t>
-      </w:r>
-      <w:r>
-        <w:t xml:space="preserve"> — создание, изменение и удаление задач, управление их статусами.</w:t>
+        <w:pStyle w:val="Compact"/>
+      </w:pPr>
+      <w:r>
+        <w:rPr>
+          <w:bCs/>
+          <w:b/>
+        </w:rPr>
+        <w:t xml:space="preserve">User — Session, OrioksConnection:</w:t>
+      </w:r>
+      <w:r>
+        <w:t xml:space="preserve"> </w:t>
+      </w:r>
+      <w:r>
+        <w:t xml:space="preserve">у пользователя несколько сеансов и не больше одного подключения ОРИОКС.</w:t>
       </w:r>
     </w:p>
     <w:p>
       <w:pPr>
         <w:numPr>
           <w:ilvl w:val="0"/>
-          <w:numId w:val="1"/>
+          <w:numId w:val="1001"/>
         </w:numPr>
-      </w:pPr>
-      <w:r>
-        <w:rPr>
-          <w:b/>
-          <w:bCs/>
-        </w:rPr>
-        <w:t>GoalService</w:t>
-      </w:r>
-      <w:r>
-        <w:t xml:space="preserve"> — управление целями, связанными задачами и расчёт прогресса.</w:t>
+        <w:pStyle w:val="Compact"/>
+      </w:pPr>
+      <w:r>
+        <w:rPr>
+          <w:bCs/>
+          <w:b/>
+        </w:rPr>
+        <w:t xml:space="preserve">Goal — Task:</w:t>
+      </w:r>
+      <w:r>
+        <w:t xml:space="preserve"> </w:t>
+      </w:r>
+      <w:r>
+        <w:t xml:space="preserve">цель включает несколько задач; при удалении цели задачи остаются без цели.</w:t>
       </w:r>
     </w:p>
     <w:p>
       <w:pPr>
         <w:numPr>
           <w:ilvl w:val="0"/>
-          <w:numId w:val="1"/>
+          <w:numId w:val="1001"/>
         </w:numPr>
-      </w:pPr>
-      <w:r>
-        <w:rPr>
-          <w:b/>
-          <w:bCs/>
-        </w:rPr>
-        <w:t>CalendarService</w:t>
-      </w:r>
-      <w:r>
-        <w:t xml:space="preserve"> — работа с календарными данными и проверка временных конфликтов.</w:t>
+        <w:pStyle w:val="Compact"/>
+      </w:pPr>
+      <w:r>
+        <w:rPr>
+          <w:bCs/>
+          <w:b/>
+        </w:rPr>
+        <w:t xml:space="preserve">Category — Goal, Category — Task:</w:t>
+      </w:r>
+      <w:r>
+        <w:t xml:space="preserve"> </w:t>
+      </w:r>
+      <w:r>
+        <w:t xml:space="preserve">категорию можно назначить цели и задаче независимо.</w:t>
       </w:r>
     </w:p>
     <w:p>
       <w:pPr>
         <w:numPr>
           <w:ilvl w:val="0"/>
-          <w:numId w:val="1"/>
+          <w:numId w:val="1001"/>
         </w:numPr>
-      </w:pPr>
-      <w:r>
-        <w:rPr>
-          <w:b/>
-          <w:bCs/>
-        </w:rPr>
-        <w:t>PlanningService</w:t>
-      </w:r>
-      <w:r>
-        <w:t xml:space="preserve"> — анализ дедлайнов и состояния задач при планировании.</w:t>
+        <w:pStyle w:val="Compact"/>
+      </w:pPr>
+      <w:r>
+        <w:rPr>
+          <w:bCs/>
+          <w:b/>
+        </w:rPr>
+        <w:t xml:space="preserve">Task — ScheduleItem:</w:t>
+      </w:r>
+      <w:r>
+        <w:t xml:space="preserve"> </w:t>
+      </w:r>
+      <w:r>
+        <w:t xml:space="preserve">у задачи несколько интервалов; они удаляются вместе с задачей.</w:t>
       </w:r>
     </w:p>
     <w:p>
       <w:pPr>
         <w:numPr>
           <w:ilvl w:val="0"/>
-          <w:numId w:val="1"/>
+          <w:numId w:val="1001"/>
         </w:numPr>
-      </w:pPr>
-      <w:r>
-        <w:rPr>
-          <w:b/>
-          <w:bCs/>
-        </w:rPr>
-        <w:t>AIService</w:t>
-      </w:r>
-      <w:r>
-        <w:t xml:space="preserve"> — обработка запросов к модели искусственного интеллекта и формирование предложений.</w:t>
+        <w:pStyle w:val="Compact"/>
+      </w:pPr>
+      <w:r>
+        <w:rPr>
+          <w:bCs/>
+          <w:b/>
+        </w:rPr>
+        <w:t xml:space="preserve">Task и Goal — FileAttachment:</w:t>
+      </w:r>
+      <w:r>
+        <w:t xml:space="preserve"> </w:t>
+      </w:r>
+      <w:r>
+        <w:t xml:space="preserve">файл прикреплён либо к задаче, либо к цели {xor}.</w:t>
       </w:r>
     </w:p>
     <w:p>
       <w:pPr>
         <w:numPr>
           <w:ilvl w:val="0"/>
-          <w:numId w:val="1"/>
+          <w:numId w:val="1001"/>
         </w:numPr>
-      </w:pPr>
-      <w:r>
-        <w:rPr>
-          <w:b/>
-          <w:bCs/>
-        </w:rPr>
-        <w:t>OrioksService</w:t>
-      </w:r>
-      <w:r>
-        <w:t xml:space="preserve"> — получение из ОРИОКС учебного расписания и учебных заданий с дедлайнами.</w:t>
-      </w:r>
-    </w:p>
-    <w:p>
-      <w:pPr>
-        <w:rPr>
-          <w:b/>
-          <w:bCs/>
-        </w:rPr>
-      </w:pPr>
-      <w:r>
-        <w:rPr>
-          <w:b/>
-          <w:bCs/>
-        </w:rPr>
-        <w:t>5. Основные связи между классами</w:t>
+        <w:pStyle w:val="Compact"/>
+      </w:pPr>
+      <w:r>
+        <w:rPr>
+          <w:bCs/>
+          <w:b/>
+        </w:rPr>
+        <w:t xml:space="preserve">Goal — AIProposal:</w:t>
+      </w:r>
+      <w:r>
+        <w:t xml:space="preserve"> </w:t>
+      </w:r>
+      <w:r>
+        <w:t xml:space="preserve">предложение по декомпозиции ссылается на цель.</w:t>
       </w:r>
     </w:p>
     <w:p>
       <w:pPr>
         <w:numPr>
           <w:ilvl w:val="0"/>
-          <w:numId w:val="2"/>
+          <w:numId w:val="1001"/>
         </w:numPr>
-      </w:pPr>
-      <w:r>
-        <w:rPr>
-          <w:b/>
-          <w:bCs/>
-        </w:rPr>
-        <w:t>Task — ScheduleItem:</w:t>
-      </w:r>
-      <w:r>
-        <w:t xml:space="preserve"> одна задача может иметь несколько интервалов в календаре; интервалы удаляются вместе с задачей.</w:t>
+        <w:pStyle w:val="Compact"/>
+      </w:pPr>
+      <w:r>
+        <w:rPr>
+          <w:bCs/>
+          <w:b/>
+        </w:rPr>
+        <w:t xml:space="preserve">CalendarItem — CalendarEvent, ScheduleItem, AcademicLesson:</w:t>
+      </w:r>
+      <w:r>
+        <w:t xml:space="preserve"> </w:t>
+      </w:r>
+      <w:r>
+        <w:t xml:space="preserve">наследование общих полей элементов календаря.</w:t>
+      </w:r>
+    </w:p>
+    <w:p>
+      <w:pPr>
+        <w:pStyle w:val="FirstParagraph"/>
+      </w:pPr>
+      <w:r>
+        <w:t xml:space="preserve">На диаграмме кратность связей обозначается числами: 1 — один объект, 0..1 — ноль или один, 0..* — ноль или несколько.</w:t>
+      </w:r>
+    </w:p>
+    <w:p>
+      <w:pPr>
+        <w:pStyle w:val="CaptionedFigure"/>
+      </w:pPr>
+      <w:r>
+        <w:drawing>
+          <wp:inline>
+            <wp:extent cx="3026102" cy="7863839"/>
+            <wp:effectExtent b="0" l="0" r="0" t="0"/>
+            <wp:docPr descr="CL-02. Сервисы серверной части" title="" id="24" name="Picture"/>
+            <a:graphic>
+              <a:graphicData uri="http://schemas.openxmlformats.org/drawingml/2006/picture">
+                <pic:pic>
+                  <pic:nvPicPr>
+                    <pic:cNvPr descr="CL-02_servisy.png" id="25" name="Picture"/>
+                    <pic:cNvPicPr>
+                      <a:picLocks noChangeArrowheads="1" noChangeAspect="1"/>
+                    </pic:cNvPicPr>
+                  </pic:nvPicPr>
+                  <pic:blipFill>
+                    <a:blip r:embed="rId23"/>
+                    <a:stretch>
+                      <a:fillRect/>
+                    </a:stretch>
+                  </pic:blipFill>
+                  <pic:spPr bwMode="auto">
+                    <a:xfrm>
+                      <a:off x="0" y="0"/>
+                      <a:ext cx="3026102" cy="7863839"/>
+                    </a:xfrm>
+                    <a:prstGeom prst="rect">
+                      <a:avLst/>
+                    </a:prstGeom>
+                    <a:noFill/>
+                    <a:ln w="9525">
+                      <a:noFill/>
+                      <a:headEnd/>
+                      <a:tailEnd/>
+                    </a:ln>
+                  </pic:spPr>
+                </pic:pic>
+              </a:graphicData>
+            </a:graphic>
+          </wp:inline>
+        </w:drawing>
+      </w:r>
+    </w:p>
+    <w:p>
+      <w:pPr>
+        <w:pStyle w:val="ImageCaption"/>
+      </w:pPr>
+      <w:r>
+        <w:t xml:space="preserve">CL-02. Сервисы серверной части</w:t>
+      </w:r>
+    </w:p>
+    <w:p>
+      <w:pPr>
+        <w:pStyle w:val="BodyText"/>
+      </w:pPr>
+      <w:r>
+        <w:rPr>
+          <w:bCs/>
+          <w:b/>
+        </w:rPr>
+        <w:t xml:space="preserve">6. Сервисы серверной части</w:t>
+      </w:r>
+    </w:p>
+    <w:p>
+      <w:pPr>
+        <w:pStyle w:val="BodyText"/>
+      </w:pPr>
+      <w:r>
+        <w:t xml:space="preserve">Сервисы реализуют бизнес-логику на сервере; их имена совпадают с компонентами на диаграмме CD-01 и с участниками диаграмм последовательностей, а операции — с маршрутами REST API.</w:t>
       </w:r>
     </w:p>
     <w:p>
       <w:pPr>
         <w:numPr>
           <w:ilvl w:val="0"/>
-          <w:numId w:val="2"/>
+          <w:numId w:val="1002"/>
         </w:numPr>
-      </w:pPr>
-      <w:r>
-        <w:rPr>
-          <w:b/>
-          <w:bCs/>
-        </w:rPr>
-        <w:t xml:space="preserve">Goal — Task:</w:t>
-      </w:r>
-      <w:r>
-        <w:t xml:space="preserve"> одна цель может включать несколько задач; задача может существовать без привязки к цели.</w:t>
+        <w:pStyle w:val="Compact"/>
+      </w:pPr>
+      <w:r>
+        <w:rPr>
+          <w:bCs/>
+          <w:b/>
+        </w:rPr>
+        <w:t xml:space="preserve">AccountService</w:t>
+      </w:r>
+      <w:r>
+        <w:t xml:space="preserve"> </w:t>
+      </w:r>
+      <w:r>
+        <w:t xml:space="preserve">— регистрация, вход, обновление и завершение сеанса, профиль, смена пароля, выгрузка данных, удаление учётной записи.</w:t>
       </w:r>
     </w:p>
     <w:p>
       <w:pPr>
         <w:numPr>
           <w:ilvl w:val="0"/>
-          <w:numId w:val="2"/>
+          <w:numId w:val="1002"/>
         </w:numPr>
-      </w:pPr>
-      <w:r>
-        <w:rPr>
-          <w:b/>
-          <w:bCs/>
-        </w:rPr>
-        <w:t xml:space="preserve">Category — Task:</w:t>
-      </w:r>
-      <w:r>
-        <w:t xml:space="preserve"> одна категория может быть назначена нескольким задачам.</w:t>
+        <w:pStyle w:val="Compact"/>
+      </w:pPr>
+      <w:r>
+        <w:rPr>
+          <w:bCs/>
+          <w:b/>
+        </w:rPr>
+        <w:t xml:space="preserve">CategoryService</w:t>
+      </w:r>
+      <w:r>
+        <w:t xml:space="preserve"> </w:t>
+      </w:r>
+      <w:r>
+        <w:t xml:space="preserve">— категории.</w:t>
       </w:r>
     </w:p>
     <w:p>
       <w:pPr>
         <w:numPr>
           <w:ilvl w:val="0"/>
-          <w:numId w:val="2"/>
+          <w:numId w:val="1002"/>
         </w:numPr>
-      </w:pPr>
-      <w:r>
-        <w:rPr>
-          <w:b/>
-          <w:bCs/>
-        </w:rPr>
-        <w:t xml:space="preserve">Category — Goal:</w:t>
-      </w:r>
-      <w:r>
-        <w:t xml:space="preserve"> одна категория может использоваться для нескольких целей.</w:t>
+        <w:pStyle w:val="Compact"/>
+      </w:pPr>
+      <w:r>
+        <w:rPr>
+          <w:bCs/>
+          <w:b/>
+        </w:rPr>
+        <w:t xml:space="preserve">GoalService</w:t>
+      </w:r>
+      <w:r>
+        <w:t xml:space="preserve"> </w:t>
+      </w:r>
+      <w:r>
+        <w:t xml:space="preserve">— цели, превью удаления, прогресс.</w:t>
       </w:r>
     </w:p>
     <w:p>
       <w:pPr>
         <w:numPr>
           <w:ilvl w:val="0"/>
-          <w:numId w:val="2"/>
+          <w:numId w:val="1002"/>
         </w:numPr>
-      </w:pPr>
-      <w:r>
-        <w:rPr>
-          <w:b/>
-          <w:bCs/>
-        </w:rPr>
-        <w:t xml:space="preserve">Task и Goal — FileAttachment:</w:t>
-      </w:r>
-      <w:r>
-        <w:t xml:space="preserve"> файл прикрепляется либо к задаче, либо к цели.</w:t>
+        <w:pStyle w:val="Compact"/>
+      </w:pPr>
+      <w:r>
+        <w:rPr>
+          <w:bCs/>
+          <w:b/>
+        </w:rPr>
+        <w:t xml:space="preserve">TaskService</w:t>
+      </w:r>
+      <w:r>
+        <w:t xml:space="preserve"> </w:t>
+      </w:r>
+      <w:r>
+        <w:t xml:space="preserve">— задачи, смена статуса, превью удаления.</w:t>
       </w:r>
     </w:p>
     <w:p>
       <w:pPr>
         <w:numPr>
           <w:ilvl w:val="0"/>
-          <w:numId w:val="2"/>
+          <w:numId w:val="1002"/>
         </w:numPr>
-      </w:pPr>
-      <w:r>
-        <w:rPr>
-          <w:b/>
-          <w:bCs/>
-        </w:rPr>
-        <w:t>CalendarItem — CalendarEvent, ScheduleItem и AcademicLesson:</w:t>
-      </w:r>
-      <w:r>
-        <w:t xml:space="preserve"> наследование позволяет выделить общие свойства календарных элементов и определить особенности отдельных типов.</w:t>
+        <w:pStyle w:val="Compact"/>
+      </w:pPr>
+      <w:r>
+        <w:rPr>
+          <w:bCs/>
+          <w:b/>
+        </w:rPr>
+        <w:t xml:space="preserve">CalendarService</w:t>
+      </w:r>
+      <w:r>
+        <w:t xml:space="preserve"> </w:t>
+      </w:r>
+      <w:r>
+        <w:t xml:space="preserve">— календарь, личные события, интервалы задач, пересечения.</w:t>
       </w:r>
     </w:p>
     <w:p>
       <w:pPr>
         <w:numPr>
           <w:ilvl w:val="0"/>
-          <w:numId w:val="2"/>
+          <w:numId w:val="1002"/>
         </w:numPr>
-      </w:pPr>
-      <w:r>
-        <w:rPr>
-          <w:b/>
-          <w:bCs/>
-        </w:rPr>
-        <w:t xml:space="preserve">AIService — AIProposal:</w:t>
-      </w:r>
-      <w:r>
-        <w:t xml:space="preserve"> сервис формирует предложение на основе ответа искусственного интеллекта.</w:t>
-      </w:r>
-    </w:p>
-    <w:p>
-      <w:r>
-        <w:t xml:space="preserve">На UML-диаграмме кратность связей обозначается числами: 1 — один объект, 0..1 — ноль или один, 0..* — ноль или несколько, 1..* — один или несколько.</w:t>
-      </w:r>
-    </w:p>
-    <w:p>
-      <w:pPr>
-        <w:rPr>
-          <w:b/>
-          <w:bCs/>
-        </w:rPr>
-      </w:pPr>
-      <w:r>
-        <w:rPr>
-          <w:b/>
-          <w:bCs/>
-        </w:rPr>
-        <w:t>6. Принцип работы системы</w:t>
-      </w:r>
-    </w:p>
-    <w:p>
-      <w:r>
-        <w:t>Пользователь создаёт цель и при необходимости обращается к ИИ для её декомпозиции. ИИ формирует предложение со списком задач, которое пользователь проверяет и подтверждает. Созданные задачи можно объединять в цели, назначать им категории и дедлайны, а также прикреплять файлы.</w:t>
-      </w:r>
-    </w:p>
-    <w:p>
-      <w:r>
-        <w:lastRenderedPageBreak/>
-        <w:t>Календарь отображает личные события и учебное расписание. Учебные задания с дедлайнами автоматически поступают из ОРИОКС при доступности соответствующей интеграции.</w:t>
-      </w:r>
-    </w:p>
-    <w:p>
-      <w:r>
-        <w:rPr>
-          <w:b/>
-          <w:bCs/>
-        </w:rPr>
-        <w:t>Таким образом, UML-диаграмма отражает основные сущности приложения, связи между ними и распределение ответственности между сервисами.</w:t>
-      </w:r>
-    </w:p>
-    <w:p/>
-    <w:p/>
-    <w:p/>
+        <w:pStyle w:val="Compact"/>
+      </w:pPr>
+      <w:r>
+        <w:rPr>
+          <w:bCs/>
+          <w:b/>
+        </w:rPr>
+        <w:t xml:space="preserve">FileService</w:t>
+      </w:r>
+      <w:r>
+        <w:t xml:space="preserve"> </w:t>
+      </w:r>
+      <w:r>
+        <w:t xml:space="preserve">— прикрепление, скачивание и удаление файлов; удаление файлов из хранилища по очереди.</w:t>
+      </w:r>
+    </w:p>
+    <w:p>
+      <w:pPr>
+        <w:numPr>
+          <w:ilvl w:val="0"/>
+          <w:numId w:val="1002"/>
+        </w:numPr>
+        <w:pStyle w:val="Compact"/>
+      </w:pPr>
+      <w:r>
+        <w:rPr>
+          <w:bCs/>
+          <w:b/>
+        </w:rPr>
+        <w:t xml:space="preserve">PlanningService</w:t>
+      </w:r>
+      <w:r>
+        <w:t xml:space="preserve"> </w:t>
+      </w:r>
+      <w:r>
+        <w:t xml:space="preserve">— главная страница, нагрузка по неделям, копия для просмотра без сети.</w:t>
+      </w:r>
+    </w:p>
+    <w:p>
+      <w:pPr>
+        <w:numPr>
+          <w:ilvl w:val="0"/>
+          <w:numId w:val="1002"/>
+        </w:numPr>
+        <w:pStyle w:val="Compact"/>
+      </w:pPr>
+      <w:r>
+        <w:rPr>
+          <w:bCs/>
+          <w:b/>
+        </w:rPr>
+        <w:t xml:space="preserve">OrioksService</w:t>
+      </w:r>
+      <w:r>
+        <w:t xml:space="preserve"> </w:t>
+      </w:r>
+      <w:r>
+        <w:t xml:space="preserve">— подключение и отключение ОРИОКС, обновление расписания и заданий, импорт файла расписания.</w:t>
+      </w:r>
+    </w:p>
+    <w:p>
+      <w:pPr>
+        <w:numPr>
+          <w:ilvl w:val="0"/>
+          <w:numId w:val="1002"/>
+        </w:numPr>
+        <w:pStyle w:val="Compact"/>
+      </w:pPr>
+      <w:r>
+        <w:rPr>
+          <w:bCs/>
+          <w:b/>
+        </w:rPr>
+        <w:t xml:space="preserve">AIService</w:t>
+      </w:r>
+      <w:r>
+        <w:t xml:space="preserve"> </w:t>
+      </w:r>
+      <w:r>
+        <w:t xml:space="preserve">— декомпозиция цели, разбор текстового запроса, применение и отклонение предложений, история.</w:t>
+      </w:r>
+    </w:p>
+    <w:p>
+      <w:pPr>
+        <w:numPr>
+          <w:ilvl w:val="0"/>
+          <w:numId w:val="1002"/>
+        </w:numPr>
+        <w:pStyle w:val="Compact"/>
+      </w:pPr>
+      <w:r>
+        <w:rPr>
+          <w:bCs/>
+          <w:b/>
+        </w:rPr>
+        <w:t xml:space="preserve">LLMAdapter</w:t>
+      </w:r>
+      <w:r>
+        <w:t xml:space="preserve"> </w:t>
+      </w:r>
+      <w:r>
+        <w:t xml:space="preserve">— интерфейс доступа к языковой модели; внешнюю модель можно заменить другой, не меняя остальные модули.</w:t>
+      </w:r>
+    </w:p>
     <w:sectPr>
-      <w:pgSz w:w="11906" w:h="16838"/>
-      <w:pgMar w:top="1134" w:right="850" w:bottom="1134" w:left="1701" w:header="708" w:footer="708" w:gutter="0"/>
+      <w:pgSz w:h="16838" w:w="11906"/>
+      <w:pgMar w:bottom="1134" w:footer="708" w:gutter="0" w:header="708" w:left="1701" w:right="850" w:top="1134"/>
       <w:cols w:space="708"/>
       <w:docGrid w:linePitch="360"/>
     </w:sectPr>
@@ -598,9 +828,32 @@
 </w:document>
 </file>
 
+<file path=word/comments.xml><?xml version="1.0" encoding="utf-8"?>
+<w:comments xmlns:w="http://schemas.openxmlformats.org/wordprocessingml/2006/main" xmlns:m="http://schemas.openxmlformats.org/officeDocument/2006/math" xmlns:r="http://schemas.openxmlformats.org/officeDocument/2006/relationships" xmlns:o="urn:schemas-microsoft-com:office:office" xmlns:v="urn:schemas-microsoft-com:vml" xmlns:w10="urn:schemas-microsoft-com:office:word" xmlns:a="http://schemas.openxmlformats.org/drawingml/2006/main" xmlns:pic="http://schemas.openxmlformats.org/drawingml/2006/picture" xmlns:wp="http://schemas.openxmlformats.org/drawingml/2006/wordprocessingDrawing"/>
+</file>
+
+<file path=word/footnotes.xml><?xml version="1.0" encoding="utf-8"?>
+<w:footnotes xmlns:w="http://schemas.openxmlformats.org/wordprocessingml/2006/main" xmlns:m="http://schemas.openxmlformats.org/officeDocument/2006/math" xmlns:r="http://schemas.openxmlformats.org/officeDocument/2006/relationships" xmlns:o="urn:schemas-microsoft-com:office:office" xmlns:v="urn:schemas-microsoft-com:vml" xmlns:w10="urn:schemas-microsoft-com:office:word" xmlns:a="http://schemas.openxmlformats.org/drawingml/2006/main" xmlns:pic="http://schemas.openxmlformats.org/drawingml/2006/picture" xmlns:wp="http://schemas.openxmlformats.org/drawingml/2006/wordprocessingDrawing">
+  <w:footnote w:type="continuationSeparator" w:id="0">
+    <w:p>
+      <w:r>
+        <w:continuationSeparator/>
+      </w:r>
+    </w:p>
+  </w:footnote>
+  <w:footnote w:type="separator" w:id="-1">
+    <w:p>
+      <w:r>
+        <w:separator/>
+      </w:r>
+    </w:p>
+  </w:footnote>
+</w:footnotes>
+</file>
+
 <file path=word/numbering.xml><?xml version="1.0" encoding="utf-8"?>
-<w:numbering xmlns:wpc="http://schemas.microsoft.com/office/word/2010/wordprocessingCanvas" xmlns:cx="http://schemas.microsoft.com/office/drawing/2014/chartex" xmlns:cx1="http://schemas.microsoft.com/office/drawing/2015/9/8/chartex" xmlns:cx2="http://schemas.microsoft.com/office/drawing/2015/10/21/chartex" xmlns:cx3="http://schemas.microsoft.com/office/drawing/2016/5/9/chartex" xmlns:cx4="http://schemas.microsoft.com/office/drawing/2016/5/10/chartex" xmlns:cx5="http://schemas.microsoft.com/office/drawing/2016/5/11/chartex" xmlns:cx6="http://schemas.microsoft.com/office/drawing/2016/5/12/chartex" xmlns:cx7="http://schemas.microsoft.com/office/drawing/2016/5/13/chartex" xmlns:cx8="http://schemas.microsoft.com/office/drawing/2016/5/14/chartex" xmlns:mc="http://schemas.openxmlformats.org/markup-compatibility/2006" xmlns:aink="http://schemas.microsoft.com/office/drawing/2016/ink" xmlns:am3d="http://schemas.microsoft.com/office/drawing/2017/model3d" xmlns:o="urn:schemas-microsoft-com:office:office" xmlns:oel="http://schemas.microsoft.com/office/2019/extlst" xmlns:r="http://schemas.openxmlformats.org/officeDocument/2006/relationships" xmlns:m="http://schemas.openxmlformats.org/officeDocument/2006/math" xmlns:v="urn:schemas-microsoft-com:vml" xmlns:wp14="http://schemas.microsoft.com/office/word/2010/wordprocessingDrawing" xmlns:wp="http://schemas.openxmlformats.org/drawingml/2006/wordprocessingDrawing" xmlns:w10="urn:schemas-microsoft-com:office:word" xmlns:w="http://schemas.openxmlformats.org/wordprocessingml/2006/main" xmlns:w14="http://schemas.microsoft.com/office/word/2010/wordml" xmlns:w15="http://schemas.microsoft.com/office/word/2012/wordml" xmlns:w16cex="http://schemas.microsoft.com/office/word/2018/wordml/cex" xmlns:w16cid="http://schemas.microsoft.com/office/word/2016/wordml/cid" xmlns:w16="http://schemas.microsoft.com/office/word/2018/wordml" xmlns:w16sdtdh="http://schemas.microsoft.com/office/word/2020/wordml/sdtdatahash" xmlns:w16se="http://schemas.microsoft.com/office/word/2015/wordml/symex" xmlns:wpg="http://schemas.microsoft.com/office/word/2010/wordprocessingGroup" xmlns:wpi="http://schemas.microsoft.com/office/word/2010/wordprocessingInk" xmlns:wne="http://schemas.microsoft.com/office/word/2006/wordml" xmlns:wps="http://schemas.microsoft.com/office/word/2010/wordprocessingShape" mc:Ignorable="w14 w15 w16se w16cid w16 w16cex w16sdtdh wp14">
-  <w:abstractNum w:abstractNumId="0" w15:restartNumberingAfterBreak="0">
+<w:numbering xmlns:aink="http://schemas.microsoft.com/office/drawing/2016/ink" xmlns:am3d="http://schemas.microsoft.com/office/drawing/2017/model3d" xmlns:cx="http://schemas.microsoft.com/office/drawing/2014/chartex" xmlns:cx1="http://schemas.microsoft.com/office/drawing/2015/9/8/chartex" xmlns:cx2="http://schemas.microsoft.com/office/drawing/2015/10/21/chartex" xmlns:cx3="http://schemas.microsoft.com/office/drawing/2016/5/9/chartex" xmlns:cx4="http://schemas.microsoft.com/office/drawing/2016/5/10/chartex" xmlns:cx5="http://schemas.microsoft.com/office/drawing/2016/5/11/chartex" xmlns:cx6="http://schemas.microsoft.com/office/drawing/2016/5/12/chartex" xmlns:cx7="http://schemas.microsoft.com/office/drawing/2016/5/13/chartex" xmlns:cx8="http://schemas.microsoft.com/office/drawing/2016/5/14/chartex" xmlns:m="http://schemas.openxmlformats.org/officeDocument/2006/math" xmlns:mc="http://schemas.openxmlformats.org/markup-compatibility/2006" xmlns:o="urn:schemas-microsoft-com:office:office" xmlns:oel="http://schemas.microsoft.com/office/2019/extlst" xmlns:r="http://schemas.openxmlformats.org/officeDocument/2006/relationships" xmlns:v="urn:schemas-microsoft-com:vml" xmlns:w="http://schemas.openxmlformats.org/wordprocessingml/2006/main" xmlns:w10="urn:schemas-microsoft-com:office:word" xmlns:w14="http://schemas.microsoft.com/office/word/2010/wordml" xmlns:w15="http://schemas.microsoft.com/office/word/2012/wordml" xmlns:w16="http://schemas.microsoft.com/office/word/2018/wordml" xmlns:w16cex="http://schemas.microsoft.com/office/word/2018/wordml/cex" xmlns:w16cid="http://schemas.microsoft.com/office/word/2016/wordml/cid" xmlns:w16sdtdh="http://schemas.microsoft.com/office/word/2020/wordml/sdtdatahash" xmlns:w16se="http://schemas.microsoft.com/office/word/2015/wordml/symex" xmlns:wne="http://schemas.microsoft.com/office/word/2006/wordml" xmlns:wp="http://schemas.openxmlformats.org/drawingml/2006/wordprocessingDrawing" xmlns:wp14="http://schemas.microsoft.com/office/word/2010/wordprocessingDrawing" xmlns:wpc="http://schemas.microsoft.com/office/word/2010/wordprocessingCanvas" xmlns:wpg="http://schemas.microsoft.com/office/word/2010/wordprocessingGroup" xmlns:wpi="http://schemas.microsoft.com/office/word/2010/wordprocessingInk" xmlns:wps="http://schemas.microsoft.com/office/word/2010/wordprocessingShape" mc:Ignorable="w14 w15 w16se w16cid w16 w16cex w16sdtdh wp14">
+  <w:abstractNum w15:restartNumberingAfterBreak="0" w:abstractNumId="0">
     <w:nsid w:val="1BAD7D51"/>
     <w:multiLevelType w:val="multilevel"/>
     <w:tmpl w:val="B69C1DA6"/>
@@ -611,9 +864,9 @@
       <w:lvlJc w:val="left"/>
       <w:pPr>
         <w:tabs>
-          <w:tab w:val="num" w:pos="720"/>
+          <w:tab w:pos="720" w:val="num"/>
         </w:tabs>
-        <w:ind w:left="720" w:hanging="360"/>
+        <w:ind w:hanging="360" w:left="720"/>
       </w:pPr>
       <w:rPr>
         <w:rFonts w:ascii="Symbol" w:hAnsi="Symbol" w:hint="default"/>
@@ -627,9 +880,9 @@
       <w:lvlJc w:val="left"/>
       <w:pPr>
         <w:tabs>
-          <w:tab w:val="num" w:pos="1440"/>
+          <w:tab w:pos="1440" w:val="num"/>
         </w:tabs>
-        <w:ind w:left="1440" w:hanging="360"/>
+        <w:ind w:hanging="360" w:left="1440"/>
       </w:pPr>
       <w:rPr>
         <w:rFonts w:ascii="Courier New" w:hAnsi="Courier New" w:hint="default"/>
@@ -643,9 +896,9 @@
       <w:lvlJc w:val="left"/>
       <w:pPr>
         <w:tabs>
-          <w:tab w:val="num" w:pos="2160"/>
+          <w:tab w:pos="2160" w:val="num"/>
         </w:tabs>
-        <w:ind w:left="2160" w:hanging="360"/>
+        <w:ind w:hanging="360" w:left="2160"/>
       </w:pPr>
       <w:rPr>
         <w:rFonts w:ascii="Wingdings" w:hAnsi="Wingdings" w:hint="default"/>
@@ -659,9 +912,9 @@
       <w:lvlJc w:val="left"/>
       <w:pPr>
         <w:tabs>
-          <w:tab w:val="num" w:pos="2880"/>
+          <w:tab w:pos="2880" w:val="num"/>
         </w:tabs>
-        <w:ind w:left="2880" w:hanging="360"/>
+        <w:ind w:hanging="360" w:left="2880"/>
       </w:pPr>
       <w:rPr>
         <w:rFonts w:ascii="Wingdings" w:hAnsi="Wingdings" w:hint="default"/>
@@ -675,9 +928,9 @@
       <w:lvlJc w:val="left"/>
       <w:pPr>
         <w:tabs>
-          <w:tab w:val="num" w:pos="3600"/>
+          <w:tab w:pos="3600" w:val="num"/>
         </w:tabs>
-        <w:ind w:left="3600" w:hanging="360"/>
+        <w:ind w:hanging="360" w:left="3600"/>
       </w:pPr>
       <w:rPr>
         <w:rFonts w:ascii="Wingdings" w:hAnsi="Wingdings" w:hint="default"/>
@@ -691,9 +944,9 @@
       <w:lvlJc w:val="left"/>
       <w:pPr>
         <w:tabs>
-          <w:tab w:val="num" w:pos="4320"/>
+          <w:tab w:pos="4320" w:val="num"/>
         </w:tabs>
-        <w:ind w:left="4320" w:hanging="360"/>
+        <w:ind w:hanging="360" w:left="4320"/>
       </w:pPr>
       <w:rPr>
         <w:rFonts w:ascii="Wingdings" w:hAnsi="Wingdings" w:hint="default"/>
@@ -707,9 +960,9 @@
       <w:lvlJc w:val="left"/>
       <w:pPr>
         <w:tabs>
-          <w:tab w:val="num" w:pos="5040"/>
+          <w:tab w:pos="5040" w:val="num"/>
         </w:tabs>
-        <w:ind w:left="5040" w:hanging="360"/>
+        <w:ind w:hanging="360" w:left="5040"/>
       </w:pPr>
       <w:rPr>
         <w:rFonts w:ascii="Wingdings" w:hAnsi="Wingdings" w:hint="default"/>
@@ -723,9 +976,9 @@
       <w:lvlJc w:val="left"/>
       <w:pPr>
         <w:tabs>
-          <w:tab w:val="num" w:pos="5760"/>
+          <w:tab w:pos="5760" w:val="num"/>
         </w:tabs>
-        <w:ind w:left="5760" w:hanging="360"/>
+        <w:ind w:hanging="360" w:left="5760"/>
       </w:pPr>
       <w:rPr>
         <w:rFonts w:ascii="Wingdings" w:hAnsi="Wingdings" w:hint="default"/>
@@ -739,9 +992,9 @@
       <w:lvlJc w:val="left"/>
       <w:pPr>
         <w:tabs>
-          <w:tab w:val="num" w:pos="6480"/>
+          <w:tab w:pos="6480" w:val="num"/>
         </w:tabs>
-        <w:ind w:left="6480" w:hanging="360"/>
+        <w:ind w:hanging="360" w:left="6480"/>
       </w:pPr>
       <w:rPr>
         <w:rFonts w:ascii="Wingdings" w:hAnsi="Wingdings" w:hint="default"/>
@@ -749,7 +1002,7 @@
       </w:rPr>
     </w:lvl>
   </w:abstractNum>
-  <w:abstractNum w:abstractNumId="1" w15:restartNumberingAfterBreak="0">
+  <w:abstractNum w15:restartNumberingAfterBreak="0" w:abstractNumId="1">
     <w:nsid w:val="25DF27AA"/>
     <w:multiLevelType w:val="multilevel"/>
     <w:tmpl w:val="A1C48636"/>
@@ -760,9 +1013,9 @@
       <w:lvlJc w:val="left"/>
       <w:pPr>
         <w:tabs>
-          <w:tab w:val="num" w:pos="720"/>
+          <w:tab w:pos="720" w:val="num"/>
         </w:tabs>
-        <w:ind w:left="720" w:hanging="360"/>
+        <w:ind w:hanging="360" w:left="720"/>
       </w:pPr>
       <w:rPr>
         <w:rFonts w:ascii="Symbol" w:hAnsi="Symbol" w:hint="default"/>
@@ -776,9 +1029,9 @@
       <w:lvlJc w:val="left"/>
       <w:pPr>
         <w:tabs>
-          <w:tab w:val="num" w:pos="1440"/>
+          <w:tab w:pos="1440" w:val="num"/>
         </w:tabs>
-        <w:ind w:left="1440" w:hanging="360"/>
+        <w:ind w:hanging="360" w:left="1440"/>
       </w:pPr>
       <w:rPr>
         <w:rFonts w:ascii="Courier New" w:hAnsi="Courier New" w:hint="default"/>
@@ -792,9 +1045,9 @@
       <w:lvlJc w:val="left"/>
       <w:pPr>
         <w:tabs>
-          <w:tab w:val="num" w:pos="2160"/>
+          <w:tab w:pos="2160" w:val="num"/>
         </w:tabs>
-        <w:ind w:left="2160" w:hanging="360"/>
+        <w:ind w:hanging="360" w:left="2160"/>
       </w:pPr>
       <w:rPr>
         <w:rFonts w:ascii="Wingdings" w:hAnsi="Wingdings" w:hint="default"/>
@@ -808,9 +1061,9 @@
       <w:lvlJc w:val="left"/>
       <w:pPr>
         <w:tabs>
-          <w:tab w:val="num" w:pos="2880"/>
+          <w:tab w:pos="2880" w:val="num"/>
         </w:tabs>
-        <w:ind w:left="2880" w:hanging="360"/>
+        <w:ind w:hanging="360" w:left="2880"/>
       </w:pPr>
       <w:rPr>
         <w:rFonts w:ascii="Wingdings" w:hAnsi="Wingdings" w:hint="default"/>
@@ -824,9 +1077,9 @@
       <w:lvlJc w:val="left"/>
       <w:pPr>
         <w:tabs>
-          <w:tab w:val="num" w:pos="3600"/>
+          <w:tab w:pos="3600" w:val="num"/>
         </w:tabs>
-        <w:ind w:left="3600" w:hanging="360"/>
+        <w:ind w:hanging="360" w:left="3600"/>
       </w:pPr>
       <w:rPr>
         <w:rFonts w:ascii="Wingdings" w:hAnsi="Wingdings" w:hint="default"/>
@@ -840,9 +1093,9 @@
       <w:lvlJc w:val="left"/>
       <w:pPr>
         <w:tabs>
-          <w:tab w:val="num" w:pos="4320"/>
+          <w:tab w:pos="4320" w:val="num"/>
         </w:tabs>
-        <w:ind w:left="4320" w:hanging="360"/>
+        <w:ind w:hanging="360" w:left="4320"/>
       </w:pPr>
       <w:rPr>
         <w:rFonts w:ascii="Wingdings" w:hAnsi="Wingdings" w:hint="default"/>
@@ -856,9 +1109,9 @@
       <w:lvlJc w:val="left"/>
       <w:pPr>
         <w:tabs>
-          <w:tab w:val="num" w:pos="5040"/>
+          <w:tab w:pos="5040" w:val="num"/>
         </w:tabs>
-        <w:ind w:left="5040" w:hanging="360"/>
+        <w:ind w:hanging="360" w:left="5040"/>
       </w:pPr>
       <w:rPr>
         <w:rFonts w:ascii="Wingdings" w:hAnsi="Wingdings" w:hint="default"/>
@@ -872,9 +1125,9 @@
       <w:lvlJc w:val="left"/>
       <w:pPr>
         <w:tabs>
-          <w:tab w:val="num" w:pos="5760"/>
+          <w:tab w:pos="5760" w:val="num"/>
         </w:tabs>
-        <w:ind w:left="5760" w:hanging="360"/>
+        <w:ind w:hanging="360" w:left="5760"/>
       </w:pPr>
       <w:rPr>
         <w:rFonts w:ascii="Wingdings" w:hAnsi="Wingdings" w:hint="default"/>
@@ -888,9 +1141,9 @@
       <w:lvlJc w:val="left"/>
       <w:pPr>
         <w:tabs>
-          <w:tab w:val="num" w:pos="6480"/>
+          <w:tab w:pos="6480" w:val="num"/>
         </w:tabs>
-        <w:ind w:left="6480" w:hanging="360"/>
+        <w:ind w:hanging="360" w:left="6480"/>
       </w:pPr>
       <w:rPr>
         <w:rFonts w:ascii="Wingdings" w:hAnsi="Wingdings" w:hint="default"/>
@@ -898,25 +1151,186 @@
       </w:rPr>
     </w:lvl>
   </w:abstractNum>
-  <w:num w:numId="1" w16cid:durableId="1737901237">
+  <w:abstractNum w:abstractNumId="990">
+    <w:nsid w:val="A990"/>
+    <w:multiLevelType w:val="multilevel"/>
+    <w:lvl w:ilvl="0">
+      <w:numFmt w:val="bullet"/>
+      <w:lvlText w:val=" "/>
+      <w:lvlJc w:val="left"/>
+      <w:pPr>
+        <w:ind w:left="720" w:hanging="480"/>
+      </w:pPr>
+    </w:lvl>
+    <w:lvl w:ilvl="1">
+      <w:numFmt w:val="bullet"/>
+      <w:lvlText w:val=" "/>
+      <w:lvlJc w:val="left"/>
+      <w:pPr>
+        <w:ind w:left="1440" w:hanging="480"/>
+      </w:pPr>
+    </w:lvl>
+    <w:lvl w:ilvl="2">
+      <w:numFmt w:val="bullet"/>
+      <w:lvlText w:val=" "/>
+      <w:lvlJc w:val="left"/>
+      <w:pPr>
+        <w:ind w:left="2160" w:hanging="480"/>
+      </w:pPr>
+    </w:lvl>
+    <w:lvl w:ilvl="3">
+      <w:numFmt w:val="bullet"/>
+      <w:lvlText w:val=" "/>
+      <w:lvlJc w:val="left"/>
+      <w:pPr>
+        <w:ind w:left="2880" w:hanging="480"/>
+      </w:pPr>
+    </w:lvl>
+    <w:lvl w:ilvl="4">
+      <w:numFmt w:val="bullet"/>
+      <w:lvlText w:val=" "/>
+      <w:lvlJc w:val="left"/>
+      <w:pPr>
+        <w:ind w:left="3600" w:hanging="480"/>
+      </w:pPr>
+    </w:lvl>
+    <w:lvl w:ilvl="5">
+      <w:numFmt w:val="bullet"/>
+      <w:lvlText w:val=" "/>
+      <w:lvlJc w:val="left"/>
+      <w:pPr>
+        <w:ind w:left="4320" w:hanging="480"/>
+      </w:pPr>
+    </w:lvl>
+    <w:lvl w:ilvl="6">
+      <w:numFmt w:val="bullet"/>
+      <w:lvlText w:val=" "/>
+      <w:lvlJc w:val="left"/>
+      <w:pPr>
+        <w:ind w:left="5040" w:hanging="480"/>
+      </w:pPr>
+    </w:lvl>
+    <w:lvl w:ilvl="7">
+      <w:numFmt w:val="bullet"/>
+      <w:lvlText w:val=" "/>
+      <w:lvlJc w:val="left"/>
+      <w:pPr>
+        <w:ind w:left="5760" w:hanging="480"/>
+      </w:pPr>
+    </w:lvl>
+    <w:lvl w:ilvl="8">
+      <w:numFmt w:val="bullet"/>
+      <w:lvlText w:val=" "/>
+      <w:lvlJc w:val="left"/>
+      <w:pPr>
+        <w:ind w:left="6480" w:hanging="480"/>
+      </w:pPr>
+    </w:lvl>
+  </w:abstractNum>
+  <w:abstractNum w:abstractNumId="991">
+    <w:nsid w:val="A991"/>
+    <w:multiLevelType w:val="multilevel"/>
+    <w:lvl w:ilvl="0">
+      <w:numFmt w:val="bullet"/>
+      <w:lvlText w:val="•"/>
+      <w:lvlJc w:val="left"/>
+      <w:pPr>
+        <w:ind w:left="720" w:hanging="480"/>
+      </w:pPr>
+    </w:lvl>
+    <w:lvl w:ilvl="1">
+      <w:numFmt w:val="bullet"/>
+      <w:lvlText w:val="–"/>
+      <w:lvlJc w:val="left"/>
+      <w:pPr>
+        <w:ind w:left="1440" w:hanging="480"/>
+      </w:pPr>
+    </w:lvl>
+    <w:lvl w:ilvl="2">
+      <w:numFmt w:val="bullet"/>
+      <w:lvlText w:val="•"/>
+      <w:lvlJc w:val="left"/>
+      <w:pPr>
+        <w:ind w:left="2160" w:hanging="480"/>
+      </w:pPr>
+    </w:lvl>
+    <w:lvl w:ilvl="3">
+      <w:numFmt w:val="bullet"/>
+      <w:lvlText w:val="–"/>
+      <w:lvlJc w:val="left"/>
+      <w:pPr>
+        <w:ind w:left="2880" w:hanging="480"/>
+      </w:pPr>
+    </w:lvl>
+    <w:lvl w:ilvl="4">
+      <w:numFmt w:val="bullet"/>
+      <w:lvlText w:val="•"/>
+      <w:lvlJc w:val="left"/>
+      <w:pPr>
+        <w:ind w:left="3600" w:hanging="480"/>
+      </w:pPr>
+    </w:lvl>
+    <w:lvl w:ilvl="5">
+      <w:numFmt w:val="bullet"/>
+      <w:lvlText w:val="–"/>
+      <w:lvlJc w:val="left"/>
+      <w:pPr>
+        <w:ind w:left="4320" w:hanging="480"/>
+      </w:pPr>
+    </w:lvl>
+    <w:lvl w:ilvl="6">
+      <w:numFmt w:val="bullet"/>
+      <w:lvlText w:val="•"/>
+      <w:lvlJc w:val="left"/>
+      <w:pPr>
+        <w:ind w:left="5040" w:hanging="480"/>
+      </w:pPr>
+    </w:lvl>
+    <w:lvl w:ilvl="7">
+      <w:numFmt w:val="bullet"/>
+      <w:lvlText w:val="–"/>
+      <w:lvlJc w:val="left"/>
+      <w:pPr>
+        <w:ind w:left="5760" w:hanging="480"/>
+      </w:pPr>
+    </w:lvl>
+    <w:lvl w:ilvl="8">
+      <w:numFmt w:val="bullet"/>
+      <w:lvlText w:val="•"/>
+      <w:lvlJc w:val="left"/>
+      <w:pPr>
+        <w:ind w:left="6480" w:hanging="480"/>
+      </w:pPr>
+    </w:lvl>
+  </w:abstractNum>
+  <w:num w16cid:durableId="1737901237" w:numId="1">
     <w:abstractNumId w:val="0"/>
   </w:num>
-  <w:num w:numId="2" w16cid:durableId="482085540">
+  <w:num w16cid:durableId="482085540" w:numId="2">
     <w:abstractNumId w:val="1"/>
+  </w:num>
+  <w:num w:numId="1000">
+    <w:abstractNumId w:val="990"/>
+  </w:num>
+  <w:num w:numId="1001">
+    <w:abstractNumId w:val="991"/>
+  </w:num>
+  <w:num w:numId="1002">
+    <w:abstractNumId w:val="991"/>
   </w:num>
 </w:numbering>
 </file>
 
 <file path=word/styles.xml><?xml version="1.0" encoding="utf-8"?>
-<w:styles xmlns:mc="http://schemas.openxmlformats.org/markup-compatibility/2006" xmlns:r="http://schemas.openxmlformats.org/officeDocument/2006/relationships" xmlns:w="http://schemas.openxmlformats.org/wordprocessingml/2006/main" xmlns:w14="http://schemas.microsoft.com/office/word/2010/wordml" xmlns:w15="http://schemas.microsoft.com/office/word/2012/wordml" xmlns:w16cex="http://schemas.microsoft.com/office/word/2018/wordml/cex" xmlns:w16cid="http://schemas.microsoft.com/office/word/2016/wordml/cid" xmlns:w16="http://schemas.microsoft.com/office/word/2018/wordml" xmlns:w16sdtdh="http://schemas.microsoft.com/office/word/2020/wordml/sdtdatahash" xmlns:w16se="http://schemas.microsoft.com/office/word/2015/wordml/symex" mc:Ignorable="w14 w15 w16se w16cid w16 w16cex w16sdtdh">
+<w:styles xmlns:mc="http://schemas.openxmlformats.org/markup-compatibility/2006" xmlns:r="http://schemas.openxmlformats.org/officeDocument/2006/relationships" xmlns:w="http://schemas.openxmlformats.org/wordprocessingml/2006/main" xmlns:w14="http://schemas.microsoft.com/office/word/2010/wordml" xmlns:w15="http://schemas.microsoft.com/office/word/2012/wordml" xmlns:w16="http://schemas.microsoft.com/office/word/2018/wordml" xmlns:w16cex="http://schemas.microsoft.com/office/word/2018/wordml/cex" xmlns:w16cid="http://schemas.microsoft.com/office/word/2016/wordml/cid" xmlns:w16sdtdh="http://schemas.microsoft.com/office/word/2020/wordml/sdtdatahash" xmlns:w16se="http://schemas.microsoft.com/office/word/2015/wordml/symex" mc:Ignorable="w14 w15 w16se w16cid w16 w16cex w16sdtdh">
   <w:docDefaults>
     <w:rPrDefault>
       <w:rPr>
-        <w:rFonts w:asciiTheme="minorHAnsi" w:eastAsiaTheme="minorHAnsi" w:hAnsiTheme="minorHAnsi" w:cstheme="minorBidi"/>
+        <w:rFonts w:asciiTheme="minorHAnsi" w:cstheme="minorBidi" w:eastAsiaTheme="minorHAnsi" w:hAnsiTheme="minorHAnsi"/>
         <w:kern w:val="2"/>
         <w:sz w:val="24"/>
         <w:szCs w:val="24"/>
-        <w:lang w:val="ru-RU" w:eastAsia="en-US" w:bidi="ar-SA"/>
+        <w:lang w:bidi="ar-SA" w:eastAsia="en-US" w:val="ru-RU"/>
         <w14:ligatures w14:val="standardContextual"/>
       </w:rPr>
     </w:rPrDefault>
@@ -926,17 +1340,17 @@
       </w:pPr>
     </w:pPrDefault>
   </w:docDefaults>
-  <w:latentStyles w:defLockedState="0" w:defUIPriority="99" w:defSemiHidden="0" w:defUnhideWhenUsed="0" w:defQFormat="0" w:count="376">
-    <w:lsdException w:name="Normal" w:uiPriority="0" w:qFormat="1"/>
-    <w:lsdException w:name="heading 1" w:uiPriority="9" w:qFormat="1"/>
-    <w:lsdException w:name="heading 2" w:semiHidden="1" w:uiPriority="9" w:unhideWhenUsed="1" w:qFormat="1"/>
-    <w:lsdException w:name="heading 3" w:semiHidden="1" w:uiPriority="9" w:unhideWhenUsed="1" w:qFormat="1"/>
-    <w:lsdException w:name="heading 4" w:semiHidden="1" w:uiPriority="9" w:unhideWhenUsed="1" w:qFormat="1"/>
-    <w:lsdException w:name="heading 5" w:semiHidden="1" w:uiPriority="9" w:unhideWhenUsed="1" w:qFormat="1"/>
-    <w:lsdException w:name="heading 6" w:semiHidden="1" w:uiPriority="9" w:unhideWhenUsed="1" w:qFormat="1"/>
-    <w:lsdException w:name="heading 7" w:semiHidden="1" w:uiPriority="9" w:unhideWhenUsed="1" w:qFormat="1"/>
-    <w:lsdException w:name="heading 8" w:semiHidden="1" w:uiPriority="9" w:unhideWhenUsed="1" w:qFormat="1"/>
-    <w:lsdException w:name="heading 9" w:semiHidden="1" w:uiPriority="9" w:unhideWhenUsed="1" w:qFormat="1"/>
+  <w:latentStyles w:count="376" w:defLockedState="0" w:defQFormat="0" w:defSemiHidden="0" w:defUIPriority="99" w:defUnhideWhenUsed="0">
+    <w:lsdException w:name="Normal" w:qFormat="1" w:uiPriority="0"/>
+    <w:lsdException w:name="heading 1" w:qFormat="1" w:uiPriority="9"/>
+    <w:lsdException w:name="heading 2" w:qFormat="1" w:semiHidden="1" w:uiPriority="9" w:unhideWhenUsed="1"/>
+    <w:lsdException w:name="heading 3" w:qFormat="1" w:semiHidden="1" w:uiPriority="9" w:unhideWhenUsed="1"/>
+    <w:lsdException w:name="heading 4" w:qFormat="1" w:semiHidden="1" w:uiPriority="9" w:unhideWhenUsed="1"/>
+    <w:lsdException w:name="heading 5" w:qFormat="1" w:semiHidden="1" w:uiPriority="9" w:unhideWhenUsed="1"/>
+    <w:lsdException w:name="heading 6" w:qFormat="1" w:semiHidden="1" w:uiPriority="9" w:unhideWhenUsed="1"/>
+    <w:lsdException w:name="heading 7" w:qFormat="1" w:semiHidden="1" w:uiPriority="9" w:unhideWhenUsed="1"/>
+    <w:lsdException w:name="heading 8" w:qFormat="1" w:semiHidden="1" w:uiPriority="9" w:unhideWhenUsed="1"/>
+    <w:lsdException w:name="heading 9" w:qFormat="1" w:semiHidden="1" w:uiPriority="9" w:unhideWhenUsed="1"/>
     <w:lsdException w:name="index 1" w:semiHidden="1" w:unhideWhenUsed="1"/>
     <w:lsdException w:name="index 2" w:semiHidden="1" w:unhideWhenUsed="1"/>
     <w:lsdException w:name="index 3" w:semiHidden="1" w:unhideWhenUsed="1"/>
@@ -961,7 +1375,7 @@
     <w:lsdException w:name="header" w:semiHidden="1" w:unhideWhenUsed="1"/>
     <w:lsdException w:name="footer" w:semiHidden="1" w:unhideWhenUsed="1"/>
     <w:lsdException w:name="index heading" w:semiHidden="1" w:unhideWhenUsed="1"/>
-    <w:lsdException w:name="caption" w:semiHidden="1" w:uiPriority="35" w:unhideWhenUsed="1" w:qFormat="1"/>
+    <w:lsdException w:name="caption" w:qFormat="1" w:semiHidden="1" w:uiPriority="35" w:unhideWhenUsed="1"/>
     <w:lsdException w:name="table of figures" w:semiHidden="1" w:unhideWhenUsed="1"/>
     <w:lsdException w:name="envelope address" w:semiHidden="1" w:unhideWhenUsed="1"/>
     <w:lsdException w:name="envelope return" w:semiHidden="1" w:unhideWhenUsed="1"/>
@@ -989,7 +1403,7 @@
     <w:lsdException w:name="List Number 3" w:semiHidden="1" w:unhideWhenUsed="1"/>
     <w:lsdException w:name="List Number 4" w:semiHidden="1" w:unhideWhenUsed="1"/>
     <w:lsdException w:name="List Number 5" w:semiHidden="1" w:unhideWhenUsed="1"/>
-    <w:lsdException w:name="Title" w:uiPriority="10" w:qFormat="1"/>
+    <w:lsdException w:name="Title" w:qFormat="1" w:uiPriority="10"/>
     <w:lsdException w:name="Closing" w:semiHidden="1" w:unhideWhenUsed="1"/>
     <w:lsdException w:name="Signature" w:semiHidden="1" w:unhideWhenUsed="1"/>
     <w:lsdException w:name="Default Paragraph Font" w:semiHidden="1" w:uiPriority="1" w:unhideWhenUsed="1"/>
@@ -1001,7 +1415,7 @@
     <w:lsdException w:name="List Continue 4" w:semiHidden="1" w:unhideWhenUsed="1"/>
     <w:lsdException w:name="List Continue 5" w:semiHidden="1" w:unhideWhenUsed="1"/>
     <w:lsdException w:name="Message Header" w:semiHidden="1" w:unhideWhenUsed="1"/>
-    <w:lsdException w:name="Subtitle" w:uiPriority="11" w:qFormat="1"/>
+    <w:lsdException w:name="Subtitle" w:qFormat="1" w:uiPriority="11"/>
     <w:lsdException w:name="Salutation" w:semiHidden="1" w:unhideWhenUsed="1"/>
     <w:lsdException w:name="Date" w:semiHidden="1" w:unhideWhenUsed="1"/>
     <w:lsdException w:name="Body Text First Indent" w:semiHidden="1" w:unhideWhenUsed="1"/>
@@ -1014,8 +1428,8 @@
     <w:lsdException w:name="Block Text" w:semiHidden="1" w:unhideWhenUsed="1"/>
     <w:lsdException w:name="Hyperlink" w:semiHidden="1" w:unhideWhenUsed="1"/>
     <w:lsdException w:name="FollowedHyperlink" w:semiHidden="1" w:unhideWhenUsed="1"/>
-    <w:lsdException w:name="Strong" w:uiPriority="22" w:qFormat="1"/>
-    <w:lsdException w:name="Emphasis" w:uiPriority="20" w:qFormat="1"/>
+    <w:lsdException w:name="Strong" w:qFormat="1" w:uiPriority="22"/>
+    <w:lsdException w:name="Emphasis" w:qFormat="1" w:uiPriority="20"/>
     <w:lsdException w:name="Document Map" w:semiHidden="1" w:unhideWhenUsed="1"/>
     <w:lsdException w:name="Plain Text" w:semiHidden="1" w:unhideWhenUsed="1"/>
     <w:lsdException w:name="E-mail Signature" w:semiHidden="1" w:unhideWhenUsed="1"/>
@@ -1084,7 +1498,7 @@
     <w:lsdException w:name="Table Grid" w:uiPriority="39"/>
     <w:lsdException w:name="Table Theme" w:semiHidden="1" w:unhideWhenUsed="1"/>
     <w:lsdException w:name="Placeholder Text" w:semiHidden="1"/>
-    <w:lsdException w:name="No Spacing" w:uiPriority="1" w:qFormat="1"/>
+    <w:lsdException w:name="No Spacing" w:qFormat="1" w:uiPriority="1"/>
     <w:lsdException w:name="Light Shading" w:uiPriority="60"/>
     <w:lsdException w:name="Light List" w:uiPriority="61"/>
     <w:lsdException w:name="Light Grid" w:uiPriority="62"/>
@@ -1106,9 +1520,9 @@
     <w:lsdException w:name="Medium Shading 2 Accent 1" w:uiPriority="64"/>
     <w:lsdException w:name="Medium List 1 Accent 1" w:uiPriority="65"/>
     <w:lsdException w:name="Revision" w:semiHidden="1"/>
-    <w:lsdException w:name="List Paragraph" w:uiPriority="34" w:qFormat="1"/>
-    <w:lsdException w:name="Quote" w:uiPriority="29" w:qFormat="1"/>
-    <w:lsdException w:name="Intense Quote" w:uiPriority="30" w:qFormat="1"/>
+    <w:lsdException w:name="List Paragraph" w:qFormat="1" w:uiPriority="34"/>
+    <w:lsdException w:name="Quote" w:qFormat="1" w:uiPriority="29"/>
+    <w:lsdException w:name="Intense Quote" w:qFormat="1" w:uiPriority="30"/>
     <w:lsdException w:name="Medium List 2 Accent 1" w:uiPriority="66"/>
     <w:lsdException w:name="Medium Grid 1 Accent 1" w:uiPriority="67"/>
     <w:lsdException w:name="Medium Grid 2 Accent 1" w:uiPriority="68"/>
@@ -1187,13 +1601,13 @@
     <w:lsdException w:name="Colorful Shading Accent 6" w:uiPriority="71"/>
     <w:lsdException w:name="Colorful List Accent 6" w:uiPriority="72"/>
     <w:lsdException w:name="Colorful Grid Accent 6" w:uiPriority="73"/>
-    <w:lsdException w:name="Subtle Emphasis" w:uiPriority="19" w:qFormat="1"/>
-    <w:lsdException w:name="Intense Emphasis" w:uiPriority="21" w:qFormat="1"/>
-    <w:lsdException w:name="Subtle Reference" w:uiPriority="31" w:qFormat="1"/>
-    <w:lsdException w:name="Intense Reference" w:uiPriority="32" w:qFormat="1"/>
-    <w:lsdException w:name="Book Title" w:uiPriority="33" w:qFormat="1"/>
+    <w:lsdException w:name="Subtle Emphasis" w:qFormat="1" w:uiPriority="19"/>
+    <w:lsdException w:name="Intense Emphasis" w:qFormat="1" w:uiPriority="21"/>
+    <w:lsdException w:name="Subtle Reference" w:qFormat="1" w:uiPriority="31"/>
+    <w:lsdException w:name="Intense Reference" w:qFormat="1" w:uiPriority="32"/>
+    <w:lsdException w:name="Book Title" w:qFormat="1" w:uiPriority="33"/>
     <w:lsdException w:name="Bibliography" w:semiHidden="1" w:uiPriority="37" w:unhideWhenUsed="1"/>
-    <w:lsdException w:name="TOC Heading" w:semiHidden="1" w:uiPriority="39" w:unhideWhenUsed="1" w:qFormat="1"/>
+    <w:lsdException w:name="TOC Heading" w:qFormat="1" w:semiHidden="1" w:uiPriority="39" w:unhideWhenUsed="1"/>
     <w:lsdException w:name="Plain Table 1" w:uiPriority="41"/>
     <w:lsdException w:name="Plain Table 2" w:uiPriority="42"/>
     <w:lsdException w:name="Plain Table 3" w:uiPriority="43"/>
@@ -1304,11 +1718,11 @@
     <w:lsdException w:name="Unresolved Mention" w:semiHidden="1" w:unhideWhenUsed="1"/>
     <w:lsdException w:name="Smart Link" w:semiHidden="1" w:unhideWhenUsed="1"/>
   </w:latentStyles>
-  <w:style w:type="paragraph" w:default="1" w:styleId="a">
+  <w:style w:default="1" w:styleId="a" w:type="paragraph">
     <w:name w:val="Normal"/>
     <w:qFormat/>
   </w:style>
-  <w:style w:type="paragraph" w:styleId="1">
+  <w:style w:styleId="1" w:type="paragraph">
     <w:name w:val="heading 1"/>
     <w:basedOn w:val="a"/>
     <w:next w:val="a"/>
@@ -1319,17 +1733,17 @@
     <w:pPr>
       <w:keepNext/>
       <w:keepLines/>
-      <w:spacing w:before="360" w:after="80"/>
+      <w:spacing w:after="80" w:before="360"/>
       <w:outlineLvl w:val="0"/>
     </w:pPr>
     <w:rPr>
-      <w:rFonts w:asciiTheme="majorHAnsi" w:eastAsiaTheme="majorEastAsia" w:hAnsiTheme="majorHAnsi" w:cstheme="majorBidi"/>
-      <w:color w:val="0F4761" w:themeColor="accent1" w:themeShade="BF"/>
+      <w:rFonts w:asciiTheme="majorHAnsi" w:cstheme="majorBidi" w:eastAsiaTheme="majorEastAsia" w:hAnsiTheme="majorHAnsi"/>
+      <w:color w:themeColor="accent1" w:themeShade="BF" w:val="0F4761"/>
       <w:sz w:val="40"/>
       <w:szCs w:val="40"/>
     </w:rPr>
   </w:style>
-  <w:style w:type="paragraph" w:styleId="2">
+  <w:style w:styleId="2" w:type="paragraph">
     <w:name w:val="heading 2"/>
     <w:basedOn w:val="a"/>
     <w:next w:val="a"/>
@@ -1342,17 +1756,17 @@
     <w:pPr>
       <w:keepNext/>
       <w:keepLines/>
-      <w:spacing w:before="160" w:after="80"/>
+      <w:spacing w:after="80" w:before="160"/>
       <w:outlineLvl w:val="1"/>
     </w:pPr>
     <w:rPr>
-      <w:rFonts w:asciiTheme="majorHAnsi" w:eastAsiaTheme="majorEastAsia" w:hAnsiTheme="majorHAnsi" w:cstheme="majorBidi"/>
-      <w:color w:val="0F4761" w:themeColor="accent1" w:themeShade="BF"/>
+      <w:rFonts w:asciiTheme="majorHAnsi" w:cstheme="majorBidi" w:eastAsiaTheme="majorEastAsia" w:hAnsiTheme="majorHAnsi"/>
+      <w:color w:themeColor="accent1" w:themeShade="BF" w:val="0F4761"/>
       <w:sz w:val="32"/>
       <w:szCs w:val="32"/>
     </w:rPr>
   </w:style>
-  <w:style w:type="paragraph" w:styleId="3">
+  <w:style w:styleId="3" w:type="paragraph">
     <w:name w:val="heading 3"/>
     <w:basedOn w:val="a"/>
     <w:next w:val="a"/>
@@ -1365,17 +1779,17 @@
     <w:pPr>
       <w:keepNext/>
       <w:keepLines/>
-      <w:spacing w:before="160" w:after="80"/>
+      <w:spacing w:after="80" w:before="160"/>
       <w:outlineLvl w:val="2"/>
     </w:pPr>
     <w:rPr>
-      <w:rFonts w:eastAsiaTheme="majorEastAsia" w:cstheme="majorBidi"/>
-      <w:color w:val="0F4761" w:themeColor="accent1" w:themeShade="BF"/>
+      <w:rFonts w:cstheme="majorBidi" w:eastAsiaTheme="majorEastAsia"/>
+      <w:color w:themeColor="accent1" w:themeShade="BF" w:val="0F4761"/>
       <w:sz w:val="28"/>
       <w:szCs w:val="28"/>
     </w:rPr>
   </w:style>
-  <w:style w:type="paragraph" w:styleId="4">
+  <w:style w:styleId="4" w:type="paragraph">
     <w:name w:val="heading 4"/>
     <w:basedOn w:val="a"/>
     <w:next w:val="a"/>
@@ -1388,17 +1802,17 @@
     <w:pPr>
       <w:keepNext/>
       <w:keepLines/>
-      <w:spacing w:before="80" w:after="40"/>
+      <w:spacing w:after="40" w:before="80"/>
       <w:outlineLvl w:val="3"/>
     </w:pPr>
     <w:rPr>
-      <w:rFonts w:eastAsiaTheme="majorEastAsia" w:cstheme="majorBidi"/>
+      <w:rFonts w:cstheme="majorBidi" w:eastAsiaTheme="majorEastAsia"/>
       <w:i/>
       <w:iCs/>
-      <w:color w:val="0F4761" w:themeColor="accent1" w:themeShade="BF"/>
-    </w:rPr>
-  </w:style>
-  <w:style w:type="paragraph" w:styleId="5">
+      <w:color w:themeColor="accent1" w:themeShade="BF" w:val="0F4761"/>
+    </w:rPr>
+  </w:style>
+  <w:style w:styleId="5" w:type="paragraph">
     <w:name w:val="heading 5"/>
     <w:basedOn w:val="a"/>
     <w:next w:val="a"/>
@@ -1411,15 +1825,15 @@
     <w:pPr>
       <w:keepNext/>
       <w:keepLines/>
-      <w:spacing w:before="80" w:after="40"/>
+      <w:spacing w:after="40" w:before="80"/>
       <w:outlineLvl w:val="4"/>
     </w:pPr>
     <w:rPr>
-      <w:rFonts w:eastAsiaTheme="majorEastAsia" w:cstheme="majorBidi"/>
-      <w:color w:val="0F4761" w:themeColor="accent1" w:themeShade="BF"/>
-    </w:rPr>
-  </w:style>
-  <w:style w:type="paragraph" w:styleId="6">
+      <w:rFonts w:cstheme="majorBidi" w:eastAsiaTheme="majorEastAsia"/>
+      <w:color w:themeColor="accent1" w:themeShade="BF" w:val="0F4761"/>
+    </w:rPr>
+  </w:style>
+  <w:style w:styleId="6" w:type="paragraph">
     <w:name w:val="heading 6"/>
     <w:basedOn w:val="a"/>
     <w:next w:val="a"/>
@@ -1432,17 +1846,17 @@
     <w:pPr>
       <w:keepNext/>
       <w:keepLines/>
-      <w:spacing w:before="40" w:after="0"/>
+      <w:spacing w:after="0" w:before="40"/>
       <w:outlineLvl w:val="5"/>
     </w:pPr>
     <w:rPr>
-      <w:rFonts w:eastAsiaTheme="majorEastAsia" w:cstheme="majorBidi"/>
+      <w:rFonts w:cstheme="majorBidi" w:eastAsiaTheme="majorEastAsia"/>
       <w:i/>
       <w:iCs/>
-      <w:color w:val="595959" w:themeColor="text1" w:themeTint="A6"/>
-    </w:rPr>
-  </w:style>
-  <w:style w:type="paragraph" w:styleId="7">
+      <w:color w:themeColor="text1" w:themeTint="A6" w:val="595959"/>
+    </w:rPr>
+  </w:style>
+  <w:style w:styleId="7" w:type="paragraph">
     <w:name w:val="heading 7"/>
     <w:basedOn w:val="a"/>
     <w:next w:val="a"/>
@@ -1455,15 +1869,15 @@
     <w:pPr>
       <w:keepNext/>
       <w:keepLines/>
-      <w:spacing w:before="40" w:after="0"/>
+      <w:spacing w:after="0" w:before="40"/>
       <w:outlineLvl w:val="6"/>
     </w:pPr>
     <w:rPr>
-      <w:rFonts w:eastAsiaTheme="majorEastAsia" w:cstheme="majorBidi"/>
-      <w:color w:val="595959" w:themeColor="text1" w:themeTint="A6"/>
-    </w:rPr>
-  </w:style>
-  <w:style w:type="paragraph" w:styleId="8">
+      <w:rFonts w:cstheme="majorBidi" w:eastAsiaTheme="majorEastAsia"/>
+      <w:color w:themeColor="text1" w:themeTint="A6" w:val="595959"/>
+    </w:rPr>
+  </w:style>
+  <w:style w:styleId="8" w:type="paragraph">
     <w:name w:val="heading 8"/>
     <w:basedOn w:val="a"/>
     <w:next w:val="a"/>
@@ -1480,13 +1894,13 @@
       <w:outlineLvl w:val="7"/>
     </w:pPr>
     <w:rPr>
-      <w:rFonts w:eastAsiaTheme="majorEastAsia" w:cstheme="majorBidi"/>
+      <w:rFonts w:cstheme="majorBidi" w:eastAsiaTheme="majorEastAsia"/>
       <w:i/>
       <w:iCs/>
-      <w:color w:val="272727" w:themeColor="text1" w:themeTint="D8"/>
-    </w:rPr>
-  </w:style>
-  <w:style w:type="paragraph" w:styleId="9">
+      <w:color w:themeColor="text1" w:themeTint="D8" w:val="272727"/>
+    </w:rPr>
+  </w:style>
+  <w:style w:styleId="9" w:type="paragraph">
     <w:name w:val="heading 9"/>
     <w:basedOn w:val="a"/>
     <w:next w:val="a"/>
@@ -1503,51 +1917,51 @@
       <w:outlineLvl w:val="8"/>
     </w:pPr>
     <w:rPr>
-      <w:rFonts w:eastAsiaTheme="majorEastAsia" w:cstheme="majorBidi"/>
-      <w:color w:val="272727" w:themeColor="text1" w:themeTint="D8"/>
-    </w:rPr>
-  </w:style>
-  <w:style w:type="character" w:default="1" w:styleId="a0">
+      <w:rFonts w:cstheme="majorBidi" w:eastAsiaTheme="majorEastAsia"/>
+      <w:color w:themeColor="text1" w:themeTint="D8" w:val="272727"/>
+    </w:rPr>
+  </w:style>
+  <w:style w:default="1" w:styleId="a0" w:type="character">
     <w:name w:val="Default Paragraph Font"/>
     <w:uiPriority w:val="1"/>
     <w:semiHidden/>
     <w:unhideWhenUsed/>
   </w:style>
-  <w:style w:type="table" w:default="1" w:styleId="a1">
+  <w:style w:default="1" w:styleId="a1" w:type="table">
     <w:name w:val="Normal Table"/>
     <w:uiPriority w:val="99"/>
     <w:semiHidden/>
     <w:unhideWhenUsed/>
     <w:tblPr>
-      <w:tblInd w:w="0" w:type="dxa"/>
+      <w:tblInd w:type="dxa" w:w="0"/>
       <w:tblCellMar>
-        <w:top w:w="0" w:type="dxa"/>
-        <w:left w:w="108" w:type="dxa"/>
-        <w:bottom w:w="0" w:type="dxa"/>
-        <w:right w:w="108" w:type="dxa"/>
+        <w:top w:type="dxa" w:w="0"/>
+        <w:left w:type="dxa" w:w="108"/>
+        <w:bottom w:type="dxa" w:w="0"/>
+        <w:right w:type="dxa" w:w="108"/>
       </w:tblCellMar>
     </w:tblPr>
   </w:style>
-  <w:style w:type="numbering" w:default="1" w:styleId="a2">
+  <w:style w:default="1" w:styleId="a2" w:type="numbering">
     <w:name w:val="No List"/>
     <w:uiPriority w:val="99"/>
     <w:semiHidden/>
     <w:unhideWhenUsed/>
   </w:style>
-  <w:style w:type="character" w:customStyle="1" w:styleId="10">
+  <w:style w:customStyle="1" w:styleId="10" w:type="character">
     <w:name w:val="Заголовок 1 Знак"/>
     <w:basedOn w:val="a0"/>
     <w:link w:val="1"/>
     <w:uiPriority w:val="9"/>
     <w:rsid w:val="007743CF"/>
     <w:rPr>
-      <w:rFonts w:asciiTheme="majorHAnsi" w:eastAsiaTheme="majorEastAsia" w:hAnsiTheme="majorHAnsi" w:cstheme="majorBidi"/>
-      <w:color w:val="0F4761" w:themeColor="accent1" w:themeShade="BF"/>
+      <w:rFonts w:asciiTheme="majorHAnsi" w:cstheme="majorBidi" w:eastAsiaTheme="majorEastAsia" w:hAnsiTheme="majorHAnsi"/>
+      <w:color w:themeColor="accent1" w:themeShade="BF" w:val="0F4761"/>
       <w:sz w:val="40"/>
       <w:szCs w:val="40"/>
     </w:rPr>
   </w:style>
-  <w:style w:type="character" w:customStyle="1" w:styleId="20">
+  <w:style w:customStyle="1" w:styleId="20" w:type="character">
     <w:name w:val="Заголовок 2 Знак"/>
     <w:basedOn w:val="a0"/>
     <w:link w:val="2"/>
@@ -1555,13 +1969,13 @@
     <w:semiHidden/>
     <w:rsid w:val="007743CF"/>
     <w:rPr>
-      <w:rFonts w:asciiTheme="majorHAnsi" w:eastAsiaTheme="majorEastAsia" w:hAnsiTheme="majorHAnsi" w:cstheme="majorBidi"/>
-      <w:color w:val="0F4761" w:themeColor="accent1" w:themeShade="BF"/>
+      <w:rFonts w:asciiTheme="majorHAnsi" w:cstheme="majorBidi" w:eastAsiaTheme="majorEastAsia" w:hAnsiTheme="majorHAnsi"/>
+      <w:color w:themeColor="accent1" w:themeShade="BF" w:val="0F4761"/>
       <w:sz w:val="32"/>
       <w:szCs w:val="32"/>
     </w:rPr>
   </w:style>
-  <w:style w:type="character" w:customStyle="1" w:styleId="30">
+  <w:style w:customStyle="1" w:styleId="30" w:type="character">
     <w:name w:val="Заголовок 3 Знак"/>
     <w:basedOn w:val="a0"/>
     <w:link w:val="3"/>
@@ -1569,13 +1983,13 @@
     <w:semiHidden/>
     <w:rsid w:val="007743CF"/>
     <w:rPr>
-      <w:rFonts w:eastAsiaTheme="majorEastAsia" w:cstheme="majorBidi"/>
-      <w:color w:val="0F4761" w:themeColor="accent1" w:themeShade="BF"/>
+      <w:rFonts w:cstheme="majorBidi" w:eastAsiaTheme="majorEastAsia"/>
+      <w:color w:themeColor="accent1" w:themeShade="BF" w:val="0F4761"/>
       <w:sz w:val="28"/>
       <w:szCs w:val="28"/>
     </w:rPr>
   </w:style>
-  <w:style w:type="character" w:customStyle="1" w:styleId="40">
+  <w:style w:customStyle="1" w:styleId="40" w:type="character">
     <w:name w:val="Заголовок 4 Знак"/>
     <w:basedOn w:val="a0"/>
     <w:link w:val="4"/>
@@ -1583,13 +1997,13 @@
     <w:semiHidden/>
     <w:rsid w:val="007743CF"/>
     <w:rPr>
-      <w:rFonts w:eastAsiaTheme="majorEastAsia" w:cstheme="majorBidi"/>
+      <w:rFonts w:cstheme="majorBidi" w:eastAsiaTheme="majorEastAsia"/>
       <w:i/>
       <w:iCs/>
-      <w:color w:val="0F4761" w:themeColor="accent1" w:themeShade="BF"/>
-    </w:rPr>
-  </w:style>
-  <w:style w:type="character" w:customStyle="1" w:styleId="50">
+      <w:color w:themeColor="accent1" w:themeShade="BF" w:val="0F4761"/>
+    </w:rPr>
+  </w:style>
+  <w:style w:customStyle="1" w:styleId="50" w:type="character">
     <w:name w:val="Заголовок 5 Знак"/>
     <w:basedOn w:val="a0"/>
     <w:link w:val="5"/>
@@ -1597,11 +2011,11 @@
     <w:semiHidden/>
     <w:rsid w:val="007743CF"/>
     <w:rPr>
-      <w:rFonts w:eastAsiaTheme="majorEastAsia" w:cstheme="majorBidi"/>
-      <w:color w:val="0F4761" w:themeColor="accent1" w:themeShade="BF"/>
-    </w:rPr>
-  </w:style>
-  <w:style w:type="character" w:customStyle="1" w:styleId="60">
+      <w:rFonts w:cstheme="majorBidi" w:eastAsiaTheme="majorEastAsia"/>
+      <w:color w:themeColor="accent1" w:themeShade="BF" w:val="0F4761"/>
+    </w:rPr>
+  </w:style>
+  <w:style w:customStyle="1" w:styleId="60" w:type="character">
     <w:name w:val="Заголовок 6 Знак"/>
     <w:basedOn w:val="a0"/>
     <w:link w:val="6"/>
@@ -1609,13 +2023,13 @@
     <w:semiHidden/>
     <w:rsid w:val="007743CF"/>
     <w:rPr>
-      <w:rFonts w:eastAsiaTheme="majorEastAsia" w:cstheme="majorBidi"/>
+      <w:rFonts w:cstheme="majorBidi" w:eastAsiaTheme="majorEastAsia"/>
       <w:i/>
       <w:iCs/>
-      <w:color w:val="595959" w:themeColor="text1" w:themeTint="A6"/>
-    </w:rPr>
-  </w:style>
-  <w:style w:type="character" w:customStyle="1" w:styleId="70">
+      <w:color w:themeColor="text1" w:themeTint="A6" w:val="595959"/>
+    </w:rPr>
+  </w:style>
+  <w:style w:customStyle="1" w:styleId="70" w:type="character">
     <w:name w:val="Заголовок 7 Знак"/>
     <w:basedOn w:val="a0"/>
     <w:link w:val="7"/>
@@ -1623,11 +2037,11 @@
     <w:semiHidden/>
     <w:rsid w:val="007743CF"/>
     <w:rPr>
-      <w:rFonts w:eastAsiaTheme="majorEastAsia" w:cstheme="majorBidi"/>
-      <w:color w:val="595959" w:themeColor="text1" w:themeTint="A6"/>
-    </w:rPr>
-  </w:style>
-  <w:style w:type="character" w:customStyle="1" w:styleId="80">
+      <w:rFonts w:cstheme="majorBidi" w:eastAsiaTheme="majorEastAsia"/>
+      <w:color w:themeColor="text1" w:themeTint="A6" w:val="595959"/>
+    </w:rPr>
+  </w:style>
+  <w:style w:customStyle="1" w:styleId="80" w:type="character">
     <w:name w:val="Заголовок 8 Знак"/>
     <w:basedOn w:val="a0"/>
     <w:link w:val="8"/>
@@ -1635,13 +2049,13 @@
     <w:semiHidden/>
     <w:rsid w:val="007743CF"/>
     <w:rPr>
-      <w:rFonts w:eastAsiaTheme="majorEastAsia" w:cstheme="majorBidi"/>
+      <w:rFonts w:cstheme="majorBidi" w:eastAsiaTheme="majorEastAsia"/>
       <w:i/>
       <w:iCs/>
-      <w:color w:val="272727" w:themeColor="text1" w:themeTint="D8"/>
-    </w:rPr>
-  </w:style>
-  <w:style w:type="character" w:customStyle="1" w:styleId="90">
+      <w:color w:themeColor="text1" w:themeTint="D8" w:val="272727"/>
+    </w:rPr>
+  </w:style>
+  <w:style w:customStyle="1" w:styleId="90" w:type="character">
     <w:name w:val="Заголовок 9 Знак"/>
     <w:basedOn w:val="a0"/>
     <w:link w:val="9"/>
@@ -1649,11 +2063,11 @@
     <w:semiHidden/>
     <w:rsid w:val="007743CF"/>
     <w:rPr>
-      <w:rFonts w:eastAsiaTheme="majorEastAsia" w:cstheme="majorBidi"/>
-      <w:color w:val="272727" w:themeColor="text1" w:themeTint="D8"/>
-    </w:rPr>
-  </w:style>
-  <w:style w:type="paragraph" w:styleId="a3">
+      <w:rFonts w:cstheme="majorBidi" w:eastAsiaTheme="majorEastAsia"/>
+      <w:color w:themeColor="text1" w:themeTint="D8" w:val="272727"/>
+    </w:rPr>
+  </w:style>
+  <w:style w:styleId="a3" w:type="paragraph">
     <w:name w:val="Title"/>
     <w:basedOn w:val="a"/>
     <w:next w:val="a"/>
@@ -1666,28 +2080,28 @@
       <w:contextualSpacing/>
     </w:pPr>
     <w:rPr>
-      <w:rFonts w:asciiTheme="majorHAnsi" w:eastAsiaTheme="majorEastAsia" w:hAnsiTheme="majorHAnsi" w:cstheme="majorBidi"/>
+      <w:rFonts w:asciiTheme="majorHAnsi" w:cstheme="majorBidi" w:eastAsiaTheme="majorEastAsia" w:hAnsiTheme="majorHAnsi"/>
       <w:spacing w:val="-10"/>
       <w:kern w:val="28"/>
       <w:sz w:val="56"/>
       <w:szCs w:val="56"/>
     </w:rPr>
   </w:style>
-  <w:style w:type="character" w:customStyle="1" w:styleId="a4">
+  <w:style w:customStyle="1" w:styleId="a4" w:type="character">
     <w:name w:val="Заголовок Знак"/>
     <w:basedOn w:val="a0"/>
     <w:link w:val="a3"/>
     <w:uiPriority w:val="10"/>
     <w:rsid w:val="007743CF"/>
     <w:rPr>
-      <w:rFonts w:asciiTheme="majorHAnsi" w:eastAsiaTheme="majorEastAsia" w:hAnsiTheme="majorHAnsi" w:cstheme="majorBidi"/>
+      <w:rFonts w:asciiTheme="majorHAnsi" w:cstheme="majorBidi" w:eastAsiaTheme="majorEastAsia" w:hAnsiTheme="majorHAnsi"/>
       <w:spacing w:val="-10"/>
       <w:kern w:val="28"/>
       <w:sz w:val="56"/>
       <w:szCs w:val="56"/>
     </w:rPr>
   </w:style>
-  <w:style w:type="paragraph" w:styleId="a5">
+  <w:style w:styleId="a5" w:type="paragraph">
     <w:name w:val="Subtitle"/>
     <w:basedOn w:val="a"/>
     <w:next w:val="a"/>
@@ -1701,28 +2115,28 @@
       </w:numPr>
     </w:pPr>
     <w:rPr>
-      <w:rFonts w:eastAsiaTheme="majorEastAsia" w:cstheme="majorBidi"/>
-      <w:color w:val="595959" w:themeColor="text1" w:themeTint="A6"/>
+      <w:rFonts w:cstheme="majorBidi" w:eastAsiaTheme="majorEastAsia"/>
+      <w:color w:themeColor="text1" w:themeTint="A6" w:val="595959"/>
       <w:spacing w:val="15"/>
       <w:sz w:val="28"/>
       <w:szCs w:val="28"/>
     </w:rPr>
   </w:style>
-  <w:style w:type="character" w:customStyle="1" w:styleId="a6">
+  <w:style w:customStyle="1" w:styleId="a6" w:type="character">
     <w:name w:val="Подзаголовок Знак"/>
     <w:basedOn w:val="a0"/>
     <w:link w:val="a5"/>
     <w:uiPriority w:val="11"/>
     <w:rsid w:val="007743CF"/>
     <w:rPr>
-      <w:rFonts w:eastAsiaTheme="majorEastAsia" w:cstheme="majorBidi"/>
-      <w:color w:val="595959" w:themeColor="text1" w:themeTint="A6"/>
+      <w:rFonts w:cstheme="majorBidi" w:eastAsiaTheme="majorEastAsia"/>
+      <w:color w:themeColor="text1" w:themeTint="A6" w:val="595959"/>
       <w:spacing w:val="15"/>
       <w:sz w:val="28"/>
       <w:szCs w:val="28"/>
     </w:rPr>
   </w:style>
-  <w:style w:type="paragraph" w:styleId="21">
+  <w:style w:styleId="21" w:type="paragraph">
     <w:name w:val="Quote"/>
     <w:basedOn w:val="a"/>
     <w:next w:val="a"/>
@@ -1737,10 +2151,10 @@
     <w:rPr>
       <w:i/>
       <w:iCs/>
-      <w:color w:val="404040" w:themeColor="text1" w:themeTint="BF"/>
-    </w:rPr>
-  </w:style>
-  <w:style w:type="character" w:customStyle="1" w:styleId="22">
+      <w:color w:themeColor="text1" w:themeTint="BF" w:val="404040"/>
+    </w:rPr>
+  </w:style>
+  <w:style w:customStyle="1" w:styleId="22" w:type="character">
     <w:name w:val="Цитата 2 Знак"/>
     <w:basedOn w:val="a0"/>
     <w:link w:val="21"/>
@@ -1749,10 +2163,10 @@
     <w:rPr>
       <w:i/>
       <w:iCs/>
-      <w:color w:val="404040" w:themeColor="text1" w:themeTint="BF"/>
-    </w:rPr>
-  </w:style>
-  <w:style w:type="paragraph" w:styleId="a7">
+      <w:color w:themeColor="text1" w:themeTint="BF" w:val="404040"/>
+    </w:rPr>
+  </w:style>
+  <w:style w:styleId="a7" w:type="paragraph">
     <w:name w:val="List Paragraph"/>
     <w:basedOn w:val="a"/>
     <w:uiPriority w:val="34"/>
@@ -1763,7 +2177,7 @@
       <w:contextualSpacing/>
     </w:pPr>
   </w:style>
-  <w:style w:type="character" w:styleId="a8">
+  <w:style w:styleId="a8" w:type="character">
     <w:name w:val="Intense Emphasis"/>
     <w:basedOn w:val="a0"/>
     <w:uiPriority w:val="21"/>
@@ -1772,10 +2186,10 @@
     <w:rPr>
       <w:i/>
       <w:iCs/>
-      <w:color w:val="0F4761" w:themeColor="accent1" w:themeShade="BF"/>
-    </w:rPr>
-  </w:style>
-  <w:style w:type="paragraph" w:styleId="a9">
+      <w:color w:themeColor="accent1" w:themeShade="BF" w:val="0F4761"/>
+    </w:rPr>
+  </w:style>
+  <w:style w:styleId="a9" w:type="paragraph">
     <w:name w:val="Intense Quote"/>
     <w:basedOn w:val="a"/>
     <w:next w:val="a"/>
@@ -1785,20 +2199,20 @@
     <w:rsid w:val="007743CF"/>
     <w:pPr>
       <w:pBdr>
-        <w:top w:val="single" w:sz="4" w:space="10" w:color="0F4761" w:themeColor="accent1" w:themeShade="BF"/>
-        <w:bottom w:val="single" w:sz="4" w:space="10" w:color="0F4761" w:themeColor="accent1" w:themeShade="BF"/>
+        <w:top w:color="0F4761" w:space="10" w:sz="4" w:themeColor="accent1" w:themeShade="BF" w:val="single"/>
+        <w:bottom w:color="0F4761" w:space="10" w:sz="4" w:themeColor="accent1" w:themeShade="BF" w:val="single"/>
       </w:pBdr>
-      <w:spacing w:before="360" w:after="360"/>
+      <w:spacing w:after="360" w:before="360"/>
       <w:ind w:left="864" w:right="864"/>
       <w:jc w:val="center"/>
     </w:pPr>
     <w:rPr>
       <w:i/>
       <w:iCs/>
-      <w:color w:val="0F4761" w:themeColor="accent1" w:themeShade="BF"/>
-    </w:rPr>
-  </w:style>
-  <w:style w:type="character" w:customStyle="1" w:styleId="aa">
+      <w:color w:themeColor="accent1" w:themeShade="BF" w:val="0F4761"/>
+    </w:rPr>
+  </w:style>
+  <w:style w:customStyle="1" w:styleId="aa" w:type="character">
     <w:name w:val="Выделенная цитата Знак"/>
     <w:basedOn w:val="a0"/>
     <w:link w:val="a9"/>
@@ -1807,10 +2221,10 @@
     <w:rPr>
       <w:i/>
       <w:iCs/>
-      <w:color w:val="0F4761" w:themeColor="accent1" w:themeShade="BF"/>
-    </w:rPr>
-  </w:style>
-  <w:style w:type="character" w:styleId="ab">
+      <w:color w:themeColor="accent1" w:themeShade="BF" w:val="0F4761"/>
+    </w:rPr>
+  </w:style>
+  <w:style w:styleId="ab" w:type="character">
     <w:name w:val="Intense Reference"/>
     <w:basedOn w:val="a0"/>
     <w:uiPriority w:val="32"/>
@@ -1820,9 +2234,243 @@
       <w:b/>
       <w:bCs/>
       <w:smallCaps/>
-      <w:color w:val="0F4761" w:themeColor="accent1" w:themeShade="BF"/>
+      <w:color w:themeColor="accent1" w:themeShade="BF" w:val="0F4761"/>
       <w:spacing w:val="5"/>
     </w:rPr>
+  </w:style>
+  <w:style w:type="paragraph" w:customStyle="1" w:styleId="SourceCode">
+    <w:name w:val="Source Code"/>
+    <w:basedOn w:val="Normal"/>
+    <w:link w:val="VerbatimChar"/>
+    <w:pPr>
+      <w:wordWrap w:val="off"/>
+    </w:pPr>
+  </w:style>
+  <w:style w:type="character" w:customStyle="1" w:styleId="KeywordTok">
+    <w:name w:val="KeywordTok"/>
+    <w:basedOn w:val="VerbatimChar"/>
+    <w:rPr>
+      <w:color w:val="007020"/>
+      <w:b/>
+    </w:rPr>
+  </w:style>
+  <w:style w:type="character" w:customStyle="1" w:styleId="DataTypeTok">
+    <w:name w:val="DataTypeTok"/>
+    <w:basedOn w:val="VerbatimChar"/>
+    <w:rPr>
+      <w:color w:val="902000"/>
+    </w:rPr>
+  </w:style>
+  <w:style w:type="character" w:customStyle="1" w:styleId="DecValTok">
+    <w:name w:val="DecValTok"/>
+    <w:basedOn w:val="VerbatimChar"/>
+    <w:rPr>
+      <w:color w:val="40a070"/>
+    </w:rPr>
+  </w:style>
+  <w:style w:type="character" w:customStyle="1" w:styleId="BaseNTok">
+    <w:name w:val="BaseNTok"/>
+    <w:basedOn w:val="VerbatimChar"/>
+    <w:rPr>
+      <w:color w:val="40a070"/>
+    </w:rPr>
+  </w:style>
+  <w:style w:type="character" w:customStyle="1" w:styleId="FloatTok">
+    <w:name w:val="FloatTok"/>
+    <w:basedOn w:val="VerbatimChar"/>
+    <w:rPr>
+      <w:color w:val="40a070"/>
+    </w:rPr>
+  </w:style>
+  <w:style w:type="character" w:customStyle="1" w:styleId="ConstantTok">
+    <w:name w:val="ConstantTok"/>
+    <w:basedOn w:val="VerbatimChar"/>
+    <w:rPr>
+      <w:color w:val="880000"/>
+    </w:rPr>
+  </w:style>
+  <w:style w:type="character" w:customStyle="1" w:styleId="CharTok">
+    <w:name w:val="CharTok"/>
+    <w:basedOn w:val="VerbatimChar"/>
+    <w:rPr>
+      <w:color w:val="4070a0"/>
+    </w:rPr>
+  </w:style>
+  <w:style w:type="character" w:customStyle="1" w:styleId="SpecialCharTok">
+    <w:name w:val="SpecialCharTok"/>
+    <w:basedOn w:val="VerbatimChar"/>
+    <w:rPr>
+      <w:color w:val="4070a0"/>
+    </w:rPr>
+  </w:style>
+  <w:style w:type="character" w:customStyle="1" w:styleId="StringTok">
+    <w:name w:val="StringTok"/>
+    <w:basedOn w:val="VerbatimChar"/>
+    <w:rPr>
+      <w:color w:val="4070a0"/>
+    </w:rPr>
+  </w:style>
+  <w:style w:type="character" w:customStyle="1" w:styleId="VerbatimStringTok">
+    <w:name w:val="VerbatimStringTok"/>
+    <w:basedOn w:val="VerbatimChar"/>
+    <w:rPr>
+      <w:color w:val="4070a0"/>
+    </w:rPr>
+  </w:style>
+  <w:style w:type="character" w:customStyle="1" w:styleId="SpecialStringTok">
+    <w:name w:val="SpecialStringTok"/>
+    <w:basedOn w:val="VerbatimChar"/>
+    <w:rPr>
+      <w:color w:val="bb6688"/>
+    </w:rPr>
+  </w:style>
+  <w:style w:type="character" w:customStyle="1" w:styleId="ImportTok">
+    <w:name w:val="ImportTok"/>
+    <w:basedOn w:val="VerbatimChar"/>
+    <w:rPr>
+      <w:color w:val="008000"/>
+      <w:b/>
+    </w:rPr>
+  </w:style>
+  <w:style w:type="character" w:customStyle="1" w:styleId="CommentTok">
+    <w:name w:val="CommentTok"/>
+    <w:basedOn w:val="VerbatimChar"/>
+    <w:rPr>
+      <w:color w:val="60a0b0"/>
+      <w:i/>
+    </w:rPr>
+  </w:style>
+  <w:style w:type="character" w:customStyle="1" w:styleId="DocumentationTok">
+    <w:name w:val="DocumentationTok"/>
+    <w:basedOn w:val="VerbatimChar"/>
+    <w:rPr>
+      <w:color w:val="ba2121"/>
+      <w:i/>
+    </w:rPr>
+  </w:style>
+  <w:style w:type="character" w:customStyle="1" w:styleId="AnnotationTok">
+    <w:name w:val="AnnotationTok"/>
+    <w:basedOn w:val="VerbatimChar"/>
+    <w:rPr>
+      <w:color w:val="60a0b0"/>
+      <w:b/>
+      <w:i/>
+    </w:rPr>
+  </w:style>
+  <w:style w:type="character" w:customStyle="1" w:styleId="CommentVarTok">
+    <w:name w:val="CommentVarTok"/>
+    <w:basedOn w:val="VerbatimChar"/>
+    <w:rPr>
+      <w:color w:val="60a0b0"/>
+      <w:b/>
+      <w:i/>
+    </w:rPr>
+  </w:style>
+  <w:style w:type="character" w:customStyle="1" w:styleId="OtherTok">
+    <w:name w:val="OtherTok"/>
+    <w:basedOn w:val="VerbatimChar"/>
+    <w:rPr>
+      <w:color w:val="007020"/>
+    </w:rPr>
+  </w:style>
+  <w:style w:type="character" w:customStyle="1" w:styleId="FunctionTok">
+    <w:name w:val="FunctionTok"/>
+    <w:basedOn w:val="VerbatimChar"/>
+    <w:rPr>
+      <w:color w:val="06287e"/>
+    </w:rPr>
+  </w:style>
+  <w:style w:type="character" w:customStyle="1" w:styleId="VariableTok">
+    <w:name w:val="VariableTok"/>
+    <w:basedOn w:val="VerbatimChar"/>
+    <w:rPr>
+      <w:color w:val="19177c"/>
+    </w:rPr>
+  </w:style>
+  <w:style w:type="character" w:customStyle="1" w:styleId="ControlFlowTok">
+    <w:name w:val="ControlFlowTok"/>
+    <w:basedOn w:val="VerbatimChar"/>
+    <w:rPr>
+      <w:color w:val="007020"/>
+      <w:b/>
+    </w:rPr>
+  </w:style>
+  <w:style w:type="character" w:customStyle="1" w:styleId="OperatorTok">
+    <w:name w:val="OperatorTok"/>
+    <w:basedOn w:val="VerbatimChar"/>
+    <w:rPr>
+      <w:color w:val="666666"/>
+    </w:rPr>
+  </w:style>
+  <w:style w:type="character" w:customStyle="1" w:styleId="BuiltInTok">
+    <w:name w:val="BuiltInTok"/>
+    <w:basedOn w:val="VerbatimChar"/>
+    <w:rPr>
+      <w:color w:val="008000"/>
+    </w:rPr>
+  </w:style>
+  <w:style w:type="character" w:customStyle="1" w:styleId="ExtensionTok">
+    <w:name w:val="ExtensionTok"/>
+    <w:basedOn w:val="VerbatimChar"/>
+    <w:rPr/>
+  </w:style>
+  <w:style w:type="character" w:customStyle="1" w:styleId="PreprocessorTok">
+    <w:name w:val="PreprocessorTok"/>
+    <w:basedOn w:val="VerbatimChar"/>
+    <w:rPr>
+      <w:color w:val="bc7a00"/>
+    </w:rPr>
+  </w:style>
+  <w:style w:type="character" w:customStyle="1" w:styleId="AttributeTok">
+    <w:name w:val="AttributeTok"/>
+    <w:basedOn w:val="VerbatimChar"/>
+    <w:rPr>
+      <w:color w:val="7d9029"/>
+    </w:rPr>
+  </w:style>
+  <w:style w:type="character" w:customStyle="1" w:styleId="RegionMarkerTok">
+    <w:name w:val="RegionMarkerTok"/>
+    <w:basedOn w:val="VerbatimChar"/>
+    <w:rPr/>
+  </w:style>
+  <w:style w:type="character" w:customStyle="1" w:styleId="InformationTok">
+    <w:name w:val="InformationTok"/>
+    <w:basedOn w:val="VerbatimChar"/>
+    <w:rPr>
+      <w:color w:val="60a0b0"/>
+      <w:b/>
+      <w:i/>
+    </w:rPr>
+  </w:style>
+  <w:style w:type="character" w:customStyle="1" w:styleId="WarningTok">
+    <w:name w:val="WarningTok"/>
+    <w:basedOn w:val="VerbatimChar"/>
+    <w:rPr>
+      <w:color w:val="60a0b0"/>
+      <w:b/>
+      <w:i/>
+    </w:rPr>
+  </w:style>
+  <w:style w:type="character" w:customStyle="1" w:styleId="AlertTok">
+    <w:name w:val="AlertTok"/>
+    <w:basedOn w:val="VerbatimChar"/>
+    <w:rPr>
+      <w:color w:val="ff0000"/>
+      <w:b/>
+    </w:rPr>
+  </w:style>
+  <w:style w:type="character" w:customStyle="1" w:styleId="ErrorTok">
+    <w:name w:val="ErrorTok"/>
+    <w:basedOn w:val="VerbatimChar"/>
+    <w:rPr>
+      <w:color w:val="ff0000"/>
+      <w:b/>
+    </w:rPr>
+  </w:style>
+  <w:style w:type="character" w:customStyle="1" w:styleId="NormalTok">
+    <w:name w:val="NormalTok"/>
+    <w:basedOn w:val="VerbatimChar"/>
+    <w:rPr/>
   </w:style>
 </w:styles>
 </file>
